--- a/publication_paper_v2/TuNguyen_PublicationPaper_MaxSAT_Formulation_Phase3_V1.4.docx
+++ b/publication_paper_v2/TuNguyen_PublicationPaper_MaxSAT_Formulation_Phase3_V1.4.docx
@@ -60,7 +60,7 @@
           <w:left w:w="10" w:type="dxa"/>
           <w:right w:w="10" w:type="dxa"/>
         </w:tblCellMar>
-        <w:tblLook w:val="0000" w:firstRow="0" w:lastRow="0" w:firstColumn="0" w:lastColumn="0" w:noHBand="0" w:noVBand="0"/>
+        <w:tblLook w:val="04A0" w:firstRow="1" w:lastRow="0" w:firstColumn="1" w:lastColumn="0" w:noHBand="0" w:noVBand="1"/>
       </w:tblPr>
       <w:tblGrid>
         <w:gridCol w:w="2340"/>
@@ -449,7 +449,7 @@
           <w:left w:w="10" w:type="dxa"/>
           <w:right w:w="10" w:type="dxa"/>
         </w:tblCellMar>
-        <w:tblLook w:val="0000" w:firstRow="0" w:lastRow="0" w:firstColumn="0" w:lastColumn="0" w:noHBand="0" w:noVBand="0"/>
+        <w:tblLook w:val="04A0" w:firstRow="1" w:lastRow="0" w:firstColumn="1" w:lastColumn="0" w:noHBand="0" w:noVBand="1"/>
       </w:tblPr>
       <w:tblGrid>
         <w:gridCol w:w="537"/>
@@ -627,7 +627,7 @@
           <w:left w:w="10" w:type="dxa"/>
           <w:right w:w="10" w:type="dxa"/>
         </w:tblCellMar>
-        <w:tblLook w:val="0000" w:firstRow="0" w:lastRow="0" w:firstColumn="0" w:lastColumn="0" w:noHBand="0" w:noVBand="0"/>
+        <w:tblLook w:val="04A0" w:firstRow="1" w:lastRow="0" w:firstColumn="1" w:lastColumn="0" w:noHBand="0" w:noVBand="1"/>
       </w:tblPr>
       <w:tblGrid>
         <w:gridCol w:w="9360"/>
@@ -907,7 +907,7 @@
           <w:left w:w="10" w:type="dxa"/>
           <w:right w:w="10" w:type="dxa"/>
         </w:tblCellMar>
-        <w:tblLook w:val="0000" w:firstRow="0" w:lastRow="0" w:firstColumn="0" w:lastColumn="0" w:noHBand="0" w:noVBand="0"/>
+        <w:tblLook w:val="04A0" w:firstRow="1" w:lastRow="0" w:firstColumn="1" w:lastColumn="0" w:noHBand="0" w:noVBand="1"/>
       </w:tblPr>
       <w:tblGrid>
         <w:gridCol w:w="429"/>
@@ -1008,7 +1008,7 @@
           <w:left w:w="10" w:type="dxa"/>
           <w:right w:w="10" w:type="dxa"/>
         </w:tblCellMar>
-        <w:tblLook w:val="0000" w:firstRow="0" w:lastRow="0" w:firstColumn="0" w:lastColumn="0" w:noHBand="0" w:noVBand="0"/>
+        <w:tblLook w:val="04A0" w:firstRow="1" w:lastRow="0" w:firstColumn="1" w:lastColumn="0" w:noHBand="0" w:noVBand="1"/>
       </w:tblPr>
       <w:tblGrid>
         <w:gridCol w:w="2000"/>
@@ -1166,6 +1166,9 @@
             </w:r>
           </w:p>
           <w:p>
+            <w:pPr>
+              <w:spacing w:after="4"/>
+            </w:pPr>
             <w:r>
               <w:rPr>
                 <w:rFonts w:ascii="Arial" w:eastAsia="Arial" w:hAnsi="Arial" w:cs="Arial"/>
@@ -1176,6 +1179,19 @@
                 <w:szCs w:val="17"/>
               </w:rPr>
               <w:t>The four structural sets that define what can be deployed, what it detects, where assets live, and how the network is partitioned.</w:t>
+            </w:r>
+          </w:p>
+          <w:p>
+            <w:r>
+              <w:rPr>
+                <w:rFonts w:ascii="Arial" w:eastAsia="Arial" w:hAnsi="Arial" w:cs="Arial"/>
+                <w:i/>
+                <w:iCs/>
+                <w:color w:val="666666"/>
+                <w:sz w:val="16"/>
+                <w:szCs w:val="16"/>
+              </w:rPr>
+              <w:t>e.g., K = {ssh_trap, db_trap, scada_trap}, T = {T1021, T1048}, A = all servers in the five zones, Z = {DMZ, Internal, Cloud, OT, Mgmt}</w:t>
             </w:r>
           </w:p>
         </w:tc>
@@ -1280,6 +1296,9 @@
             </w:r>
           </w:p>
           <w:p>
+            <w:pPr>
+              <w:spacing w:after="4"/>
+            </w:pPr>
             <w:r>
               <w:rPr>
                 <w:rFonts w:ascii="Arial" w:eastAsia="Arial" w:hAnsi="Arial" w:cs="Arial"/>
@@ -1289,7 +1308,65 @@
                 <w:sz w:val="17"/>
                 <w:szCs w:val="17"/>
               </w:rPr>
+              <w:lastRenderedPageBreak/>
               <w:t>The ordered routes an attacker takes through the network — path structure drives hop ordering, persistence requirements, and interception value.</w:t>
+            </w:r>
+          </w:p>
+          <w:p>
+            <w:r>
+              <w:rPr>
+                <w:rFonts w:ascii="Arial" w:eastAsia="Arial" w:hAnsi="Arial" w:cs="Arial"/>
+                <w:i/>
+                <w:iCs/>
+                <w:color w:val="666666"/>
+                <w:sz w:val="16"/>
+                <w:szCs w:val="16"/>
+              </w:rPr>
+              <w:t>e.g., π</w:t>
+            </w:r>
+            <w:r>
+              <w:rPr>
+                <w:rFonts w:ascii="Cambria Math" w:eastAsia="Arial" w:hAnsi="Cambria Math" w:cs="Cambria Math"/>
+                <w:i/>
+                <w:iCs/>
+                <w:color w:val="666666"/>
+                <w:sz w:val="16"/>
+                <w:szCs w:val="16"/>
+              </w:rPr>
+              <w:t>₁</w:t>
+            </w:r>
+            <w:r>
+              <w:rPr>
+                <w:rFonts w:ascii="Arial" w:eastAsia="Arial" w:hAnsi="Arial" w:cs="Arial"/>
+                <w:i/>
+                <w:iCs/>
+                <w:color w:val="666666"/>
+                <w:sz w:val="16"/>
+                <w:szCs w:val="16"/>
+              </w:rPr>
+              <w:t xml:space="preserve"> = DMZ → Internal → DB_server (web-to-db, ρ=0.30); π</w:t>
+            </w:r>
+            <w:r>
+              <w:rPr>
+                <w:rFonts w:ascii="Cambria Math" w:eastAsia="Arial" w:hAnsi="Cambria Math" w:cs="Cambria Math"/>
+                <w:i/>
+                <w:iCs/>
+                <w:color w:val="666666"/>
+                <w:sz w:val="16"/>
+                <w:szCs w:val="16"/>
+              </w:rPr>
+              <w:t>₂</w:t>
+            </w:r>
+            <w:r>
+              <w:rPr>
+                <w:rFonts w:ascii="Arial" w:eastAsia="Arial" w:hAnsi="Arial" w:cs="Arial"/>
+                <w:i/>
+                <w:iCs/>
+                <w:color w:val="666666"/>
+                <w:sz w:val="16"/>
+                <w:szCs w:val="16"/>
+              </w:rPr>
+              <w:t xml:space="preserve"> = Cloud → Internal → AD_server (brute-force, ρ=0.20)</w:t>
             </w:r>
           </w:p>
         </w:tc>
@@ -1395,6 +1472,9 @@
             </w:r>
           </w:p>
           <w:p>
+            <w:pPr>
+              <w:spacing w:after="4"/>
+            </w:pPr>
             <w:r>
               <w:rPr>
                 <w:rFonts w:ascii="Arial" w:eastAsia="Arial" w:hAnsi="Arial" w:cs="Arial"/>
@@ -1405,6 +1485,41 @@
                 <w:szCs w:val="17"/>
               </w:rPr>
               <w:t>Some honeypot pairs share infrastructure or produce redundant signals — deploying both together is worse than either alone.</w:t>
+            </w:r>
+          </w:p>
+          <w:p>
+            <w:r>
+              <w:rPr>
+                <w:rFonts w:ascii="Arial" w:eastAsia="Arial" w:hAnsi="Arial" w:cs="Arial"/>
+                <w:i/>
+                <w:iCs/>
+                <w:color w:val="666666"/>
+                <w:sz w:val="16"/>
+                <w:szCs w:val="16"/>
+              </w:rPr>
+              <w:t xml:space="preserve">e.g., (generic_trap, dns_trap) </w:t>
+            </w:r>
+            <w:r>
+              <w:rPr>
+                <w:rFonts w:ascii="Cambria Math" w:eastAsia="Arial" w:hAnsi="Cambria Math" w:cs="Cambria Math"/>
+                <w:i/>
+                <w:iCs/>
+                <w:color w:val="666666"/>
+                <w:sz w:val="16"/>
+                <w:szCs w:val="16"/>
+              </w:rPr>
+              <w:t>∈</w:t>
+            </w:r>
+            <w:r>
+              <w:rPr>
+                <w:rFonts w:ascii="Arial" w:eastAsia="Arial" w:hAnsi="Arial" w:cs="Arial"/>
+                <w:i/>
+                <w:iCs/>
+                <w:color w:val="666666"/>
+                <w:sz w:val="16"/>
+                <w:szCs w:val="16"/>
+              </w:rPr>
+              <w:t xml:space="preserve"> C — both capture T1046 network scanning; deploying both saturates monitoring without adding coverage</w:t>
             </w:r>
           </w:p>
         </w:tc>
@@ -1527,6 +1642,9 @@
             </w:r>
           </w:p>
           <w:p>
+            <w:pPr>
+              <w:spacing w:after="4"/>
+            </w:pPr>
             <w:r>
               <w:rPr>
                 <w:rFonts w:ascii="Arial" w:eastAsia="Arial" w:hAnsi="Arial" w:cs="Arial"/>
@@ -1537,6 +1655,63 @@
                 <w:szCs w:val="17"/>
               </w:rPr>
               <w:t>Physical isolation is a hard fact — no solver decision can add a wire that isn’t there.</w:t>
+            </w:r>
+          </w:p>
+          <w:p>
+            <w:r>
+              <w:rPr>
+                <w:rFonts w:ascii="Arial" w:eastAsia="Arial" w:hAnsi="Arial" w:cs="Arial"/>
+                <w:i/>
+                <w:iCs/>
+                <w:color w:val="666666"/>
+                <w:sz w:val="16"/>
+                <w:szCs w:val="16"/>
+              </w:rPr>
+              <w:t xml:space="preserve">e.g., (OT, DMZ) </w:t>
+            </w:r>
+            <w:r>
+              <w:rPr>
+                <w:rFonts w:ascii="Cambria Math" w:eastAsia="Arial" w:hAnsi="Cambria Math" w:cs="Cambria Math"/>
+                <w:i/>
+                <w:iCs/>
+                <w:color w:val="666666"/>
+                <w:sz w:val="16"/>
+                <w:szCs w:val="16"/>
+              </w:rPr>
+              <w:t>∈</w:t>
+            </w:r>
+            <w:r>
+              <w:rPr>
+                <w:rFonts w:ascii="Arial" w:eastAsia="Arial" w:hAnsi="Arial" w:cs="Arial"/>
+                <w:i/>
+                <w:iCs/>
+                <w:color w:val="666666"/>
+                <w:sz w:val="16"/>
+                <w:szCs w:val="16"/>
+              </w:rPr>
+              <w:t xml:space="preserve"> I</w:t>
+            </w:r>
+            <w:r>
+              <w:rPr>
+                <w:rFonts w:ascii="Cambria Math" w:eastAsia="Arial" w:hAnsi="Cambria Math" w:cs="Cambria Math"/>
+                <w:i/>
+                <w:iCs/>
+                <w:color w:val="666666"/>
+                <w:sz w:val="16"/>
+                <w:szCs w:val="16"/>
+              </w:rPr>
+              <w:t>₂</w:t>
+            </w:r>
+            <w:r>
+              <w:rPr>
+                <w:rFonts w:ascii="Arial" w:eastAsia="Arial" w:hAnsi="Arial" w:cs="Arial"/>
+                <w:i/>
+                <w:iCs/>
+                <w:color w:val="666666"/>
+                <w:sz w:val="16"/>
+                <w:szCs w:val="16"/>
+              </w:rPr>
+              <w:t xml:space="preserve"> — the OT zone has no routed path to the DMZ; scada_trap cannot receive SSH callbacks from a web-entry attacker</w:t>
             </w:r>
           </w:p>
         </w:tc>
@@ -1641,6 +1816,9 @@
             </w:r>
           </w:p>
           <w:p>
+            <w:pPr>
+              <w:spacing w:after="4"/>
+            </w:pPr>
             <w:r>
               <w:rPr>
                 <w:rFonts w:ascii="Arial" w:eastAsia="Arial" w:hAnsi="Arial" w:cs="Arial"/>
@@ -1651,6 +1829,41 @@
                 <w:szCs w:val="17"/>
               </w:rPr>
               <w:t>A honeypot near the entry point prevents more damage than one deep inside — these weights encode that preference numerically.</w:t>
+            </w:r>
+          </w:p>
+          <w:p>
+            <w:r>
+              <w:rPr>
+                <w:rFonts w:ascii="Arial" w:eastAsia="Arial" w:hAnsi="Arial" w:cs="Arial"/>
+                <w:i/>
+                <w:iCs/>
+                <w:color w:val="666666"/>
+                <w:sz w:val="16"/>
+                <w:szCs w:val="16"/>
+              </w:rPr>
+              <w:t>e.g., a DB server has d</w:t>
+            </w:r>
+            <w:r>
+              <w:rPr>
+                <w:rFonts w:ascii="Segoe UI Symbol" w:eastAsia="Arial" w:hAnsi="Segoe UI Symbol" w:cs="Segoe UI Symbol"/>
+                <w:i/>
+                <w:iCs/>
+                <w:color w:val="666666"/>
+                <w:sz w:val="16"/>
+                <w:szCs w:val="16"/>
+              </w:rPr>
+              <w:t>ₘ</w:t>
+            </w:r>
+            <w:r>
+              <w:rPr>
+                <w:rFonts w:ascii="Arial" w:eastAsia="Arial" w:hAnsi="Arial" w:cs="Arial"/>
+                <w:i/>
+                <w:iCs/>
+                <w:color w:val="666666"/>
+                <w:sz w:val="16"/>
+                <w:szCs w:val="16"/>
+              </w:rPr>
+              <w:t xml:space="preserve"> = 2.0; at hop hᵈ = 1 (DMZ) its weight is 2.0/1 = 2.0; at hᵈ = 3 (deep internal) it drops to 0.67</w:t>
             </w:r>
           </w:p>
         </w:tc>
@@ -1773,6 +1986,9 @@
             </w:r>
           </w:p>
           <w:p>
+            <w:pPr>
+              <w:spacing w:after="4"/>
+            </w:pPr>
             <w:r>
               <w:rPr>
                 <w:rFonts w:ascii="Arial" w:eastAsia="Arial" w:hAnsi="Arial" w:cs="Arial"/>
@@ -1783,6 +1999,19 @@
                 <w:szCs w:val="17"/>
               </w:rPr>
               <w:t>Stealthy techniques are harder to catch by any other means — a honeypot covering them is worth more per unit cost.</w:t>
+            </w:r>
+          </w:p>
+          <w:p>
+            <w:r>
+              <w:rPr>
+                <w:rFonts w:ascii="Arial" w:eastAsia="Arial" w:hAnsi="Arial" w:cs="Arial"/>
+                <w:i/>
+                <w:iCs/>
+                <w:color w:val="666666"/>
+                <w:sz w:val="16"/>
+                <w:szCs w:val="16"/>
+              </w:rPr>
+              <w:t>e.g., T1048 (Exfiltration over Alt Protocol) has σ = 0.9 — blends into HTTPS; a honeypot covering it earns 1.9× base weight</w:t>
             </w:r>
           </w:p>
         </w:tc>
@@ -1869,6 +2098,9 @@
             </w:r>
           </w:p>
           <w:p>
+            <w:pPr>
+              <w:spacing w:after="4"/>
+            </w:pPr>
             <w:r>
               <w:rPr>
                 <w:rFonts w:ascii="Arial" w:eastAsia="Arial" w:hAnsi="Arial" w:cs="Arial"/>
@@ -1879,6 +2111,19 @@
                 <w:szCs w:val="17"/>
               </w:rPr>
               <w:t>How likely each path is, and how much it is worth to catch the attacker at each step along it.</w:t>
+            </w:r>
+          </w:p>
+          <w:p>
+            <w:r>
+              <w:rPr>
+                <w:rFonts w:ascii="Arial" w:eastAsia="Arial" w:hAnsi="Arial" w:cs="Arial"/>
+                <w:i/>
+                <w:iCs/>
+                <w:color w:val="666666"/>
+                <w:sz w:val="16"/>
+                <w:szCs w:val="16"/>
+              </w:rPr>
+              <w:t>e.g., ρ_{web→db} = 0.30, iv at hop 1 = 1.8 — catching the attacker at DMZ entry earns 0.30 × 1.8 × Wⱼ,ₐ in path-weight credit</w:t>
             </w:r>
           </w:p>
         </w:tc>
@@ -1974,6 +2219,9 @@
             </w:r>
           </w:p>
           <w:p>
+            <w:pPr>
+              <w:spacing w:after="4"/>
+            </w:pPr>
             <w:r>
               <w:rPr>
                 <w:rFonts w:ascii="Arial" w:eastAsia="Arial" w:hAnsi="Arial" w:cs="Arial"/>
@@ -1984,6 +2232,19 @@
                 <w:szCs w:val="17"/>
               </w:rPr>
               <w:t>Hard budget ceilings — the solver must find the best placement that fits, not the best that would be nice to afford.</w:t>
+            </w:r>
+          </w:p>
+          <w:p>
+            <w:r>
+              <w:rPr>
+                <w:rFonts w:ascii="Arial" w:eastAsia="Arial" w:hAnsi="Arial" w:cs="Arial"/>
+                <w:i/>
+                <w:iCs/>
+                <w:color w:val="666666"/>
+                <w:sz w:val="16"/>
+                <w:szCs w:val="16"/>
+              </w:rPr>
+              <w:t>e.g., B = 62,500 units (XLarge); B_{OT} = 2,000 — the OT zone budget limits deployment to one scada_trap (cost 2.0) per slot</w:t>
             </w:r>
           </w:p>
         </w:tc>
@@ -2070,6 +2331,9 @@
             </w:r>
           </w:p>
           <w:p>
+            <w:pPr>
+              <w:spacing w:after="4"/>
+            </w:pPr>
             <w:r>
               <w:rPr>
                 <w:rFonts w:ascii="Arial" w:eastAsia="Arial" w:hAnsi="Arial" w:cs="Arial"/>
@@ -2080,6 +2344,19 @@
                 <w:szCs w:val="17"/>
               </w:rPr>
               <w:t>The raw value and price of each deployment before topology and stealth adjustments are applied.</w:t>
+            </w:r>
+          </w:p>
+          <w:p>
+            <w:r>
+              <w:rPr>
+                <w:rFonts w:ascii="Arial" w:eastAsia="Arial" w:hAnsi="Arial" w:cs="Arial"/>
+                <w:i/>
+                <w:iCs/>
+                <w:color w:val="666666"/>
+                <w:sz w:val="16"/>
+                <w:szCs w:val="16"/>
+              </w:rPr>
+              <w:t>e.g., ssh_trap: w = 0.8, cost = 0.8 units/slot; scada_trap: w = 2.0 (high ICS value), cost = 2.0 units/slot</w:t>
             </w:r>
           </w:p>
         </w:tc>
@@ -2121,7 +2398,7 @@
           <w:left w:w="10" w:type="dxa"/>
           <w:right w:w="10" w:type="dxa"/>
         </w:tblCellMar>
-        <w:tblLook w:val="0000" w:firstRow="0" w:lastRow="0" w:firstColumn="0" w:lastColumn="0" w:noHBand="0" w:noVBand="0"/>
+        <w:tblLook w:val="04A0" w:firstRow="1" w:lastRow="0" w:firstColumn="1" w:lastColumn="0" w:noHBand="0" w:noVBand="1"/>
       </w:tblPr>
       <w:tblGrid>
         <w:gridCol w:w="2000"/>
@@ -2279,6 +2556,9 @@
             </w:r>
           </w:p>
           <w:p>
+            <w:pPr>
+              <w:spacing w:after="4"/>
+            </w:pPr>
             <w:r>
               <w:rPr>
                 <w:rFonts w:ascii="Arial" w:eastAsia="Arial" w:hAnsi="Arial" w:cs="Arial"/>
@@ -2289,6 +2569,19 @@
                 <w:szCs w:val="17"/>
               </w:rPr>
               <w:t>The finite menu of identities a honeypot can wear — small enough to be operationally manageable, diverse enough to match real attacker targets.</w:t>
+            </w:r>
+          </w:p>
+          <w:p>
+            <w:r>
+              <w:rPr>
+                <w:rFonts w:ascii="Arial" w:eastAsia="Arial" w:hAnsi="Arial" w:cs="Arial"/>
+                <w:i/>
+                <w:iCs/>
+                <w:color w:val="666666"/>
+                <w:sz w:val="16"/>
+                <w:szCs w:val="16"/>
+              </w:rPr>
+              <w:t>e.g., |P| = 4 covers the main attacker target archetypes without creating an unmanageable rotation catalogue</w:t>
             </w:r>
           </w:p>
         </w:tc>
@@ -2384,6 +2677,9 @@
             </w:r>
           </w:p>
           <w:p>
+            <w:pPr>
+              <w:spacing w:after="4"/>
+            </w:pPr>
             <w:r>
               <w:rPr>
                 <w:rFonts w:ascii="Arial" w:eastAsia="Arial" w:hAnsi="Arial" w:cs="Arial"/>
@@ -2393,7 +2689,65 @@
                 <w:sz w:val="17"/>
                 <w:szCs w:val="17"/>
               </w:rPr>
+              <w:lastRenderedPageBreak/>
               <w:t>Not every persona makes sense on every server role — this set enforces that the disguise must be believable.</w:t>
+            </w:r>
+          </w:p>
+          <w:p>
+            <w:r>
+              <w:rPr>
+                <w:rFonts w:ascii="Arial" w:eastAsia="Arial" w:hAnsi="Arial" w:cs="Arial"/>
+                <w:i/>
+                <w:iCs/>
+                <w:color w:val="666666"/>
+                <w:sz w:val="16"/>
+                <w:szCs w:val="16"/>
+              </w:rPr>
+              <w:t xml:space="preserve">e.g., (Windows_endpoint, HR_workstation) </w:t>
+            </w:r>
+            <w:r>
+              <w:rPr>
+                <w:rFonts w:ascii="Cambria Math" w:eastAsia="Arial" w:hAnsi="Cambria Math" w:cs="Cambria Math"/>
+                <w:i/>
+                <w:iCs/>
+                <w:color w:val="666666"/>
+                <w:sz w:val="16"/>
+                <w:szCs w:val="16"/>
+              </w:rPr>
+              <w:t>∈</w:t>
+            </w:r>
+            <w:r>
+              <w:rPr>
+                <w:rFonts w:ascii="Arial" w:eastAsia="Arial" w:hAnsi="Arial" w:cs="Arial"/>
+                <w:i/>
+                <w:iCs/>
+                <w:color w:val="666666"/>
+                <w:sz w:val="16"/>
+                <w:szCs w:val="16"/>
+              </w:rPr>
+              <w:t xml:space="preserve"> GK_{ssh_trap,HR} — plausible; (Linux_server, HR_workstation) </w:t>
+            </w:r>
+            <w:r>
+              <w:rPr>
+                <w:rFonts w:ascii="Cambria Math" w:eastAsia="Arial" w:hAnsi="Cambria Math" w:cs="Cambria Math"/>
+                <w:i/>
+                <w:iCs/>
+                <w:color w:val="666666"/>
+                <w:sz w:val="16"/>
+                <w:szCs w:val="16"/>
+              </w:rPr>
+              <w:t>∉</w:t>
+            </w:r>
+            <w:r>
+              <w:rPr>
+                <w:rFonts w:ascii="Arial" w:eastAsia="Arial" w:hAnsi="Arial" w:cs="Arial"/>
+                <w:i/>
+                <w:iCs/>
+                <w:color w:val="666666"/>
+                <w:sz w:val="16"/>
+                <w:szCs w:val="16"/>
+              </w:rPr>
+              <w:t xml:space="preserve"> GK — implausible in a typical enterprise</w:t>
             </w:r>
           </w:p>
         </w:tc>
@@ -2430,6 +2784,7 @@
                 <w:sz w:val="18"/>
                 <w:szCs w:val="18"/>
               </w:rPr>
+              <w:lastRenderedPageBreak/>
               <w:t xml:space="preserve">H </w:t>
             </w:r>
             <w:r>
@@ -2523,6 +2878,9 @@
             </w:r>
           </w:p>
           <w:p>
+            <w:pPr>
+              <w:spacing w:after="4"/>
+            </w:pPr>
             <w:r>
               <w:rPr>
                 <w:rFonts w:ascii="Arial" w:eastAsia="Arial" w:hAnsi="Arial" w:cs="Arial"/>
@@ -2533,6 +2891,19 @@
                 <w:szCs w:val="17"/>
               </w:rPr>
               <w:t>The planning window the operator commits to — longer horizons allow more sophisticated rotation schedules.</w:t>
+            </w:r>
+          </w:p>
+          <w:p>
+            <w:r>
+              <w:rPr>
+                <w:rFonts w:ascii="Arial" w:eastAsia="Arial" w:hAnsi="Arial" w:cs="Arial"/>
+                <w:i/>
+                <w:iCs/>
+                <w:color w:val="666666"/>
+                <w:sz w:val="16"/>
+                <w:szCs w:val="16"/>
+              </w:rPr>
+              <w:t>e.g., H = 4 means a four-month schedule; at H = 12 the solver can enforce more gradual rotations that reduce operational overhead</w:t>
             </w:r>
           </w:p>
         </w:tc>
@@ -2646,6 +3017,9 @@
             </w:r>
           </w:p>
           <w:p>
+            <w:pPr>
+              <w:spacing w:after="4"/>
+            </w:pPr>
             <w:r>
               <w:rPr>
                 <w:rFonts w:ascii="Arial" w:eastAsia="Arial" w:hAnsi="Arial" w:cs="Arial"/>
@@ -2656,6 +3030,19 @@
                 <w:szCs w:val="17"/>
               </w:rPr>
               <w:t>How long the service behaviour can be observed before the attacker identifies the honeypot type — drives type-rotation urgency.</w:t>
+            </w:r>
+          </w:p>
+          <w:p>
+            <w:r>
+              <w:rPr>
+                <w:rFonts w:ascii="Arial" w:eastAsia="Arial" w:hAnsi="Arial" w:cs="Arial"/>
+                <w:i/>
+                <w:iCs/>
+                <w:color w:val="666666"/>
+                <w:sz w:val="16"/>
+                <w:szCs w:val="16"/>
+              </w:rPr>
+              <w:t>e.g., τᵈ = 3 — if ssh_trap has been active in DMZ for 3 consecutive months under any persona, u_{i,z,t} = 1 and it earns zero credit until replaced</w:t>
             </w:r>
           </w:p>
         </w:tc>
@@ -2769,6 +3156,9 @@
             </w:r>
           </w:p>
           <w:p>
+            <w:pPr>
+              <w:spacing w:after="4"/>
+            </w:pPr>
             <w:r>
               <w:rPr>
                 <w:rFonts w:ascii="Arial" w:eastAsia="Arial" w:hAnsi="Arial" w:cs="Arial"/>
@@ -2779,6 +3169,19 @@
                 <w:szCs w:val="17"/>
               </w:rPr>
               <w:t>How long the identity can be visible before the attacker maps it — drives persona-rotation urgency, independently of type discovery.</w:t>
+            </w:r>
+          </w:p>
+          <w:p>
+            <w:r>
+              <w:rPr>
+                <w:rFonts w:ascii="Arial" w:eastAsia="Arial" w:hAnsi="Arial" w:cs="Arial"/>
+                <w:i/>
+                <w:iCs/>
+                <w:color w:val="666666"/>
+                <w:sz w:val="16"/>
+                <w:szCs w:val="16"/>
+              </w:rPr>
+              <w:t>e.g., τᵈᵖ = 2 — if HR_workstation has been visible in Internal for 2 months, u_{i,z,t,p} = 1; rotating to DevOps_server resets the clock</w:t>
             </w:r>
           </w:p>
         </w:tc>
@@ -2906,11 +3309,13 @@
                 <w:sz w:val="16"/>
                 <w:szCs w:val="16"/>
               </w:rPr>
-              <w:lastRenderedPageBreak/>
               <w:t>Philosophy</w:t>
             </w:r>
           </w:p>
           <w:p>
+            <w:pPr>
+              <w:spacing w:after="4"/>
+            </w:pPr>
             <w:r>
               <w:rPr>
                 <w:rFonts w:ascii="Arial" w:eastAsia="Arial" w:hAnsi="Arial" w:cs="Arial"/>
@@ -2921,6 +3326,19 @@
                 <w:szCs w:val="17"/>
               </w:rPr>
               <w:t>The rotation speed at baseline threat — when threat rises, τᵈ shrinks below this; when it subsides, τᵈ returns here.</w:t>
+            </w:r>
+          </w:p>
+          <w:p>
+            <w:r>
+              <w:rPr>
+                <w:rFonts w:ascii="Arial" w:eastAsia="Arial" w:hAnsi="Arial" w:cs="Arial"/>
+                <w:i/>
+                <w:iCs/>
+                <w:color w:val="666666"/>
+                <w:sz w:val="16"/>
+                <w:szCs w:val="16"/>
+              </w:rPr>
+              <w:t>e.g., τᵈ⁰ = 3; at ρπ = 0.55, τᵈ = 3 × (1 − 0.55) = 1.35 — the attacker must move the honeypot approximately every slot</w:t>
             </w:r>
           </w:p>
         </w:tc>
@@ -2957,7 +3375,6 @@
                 <w:sz w:val="18"/>
                 <w:szCs w:val="18"/>
               </w:rPr>
-              <w:lastRenderedPageBreak/>
               <w:t xml:space="preserve">Δ </w:t>
             </w:r>
             <w:r>
@@ -3035,6 +3452,9 @@
             </w:r>
           </w:p>
           <w:p>
+            <w:pPr>
+              <w:spacing w:after="4"/>
+            </w:pPr>
             <w:r>
               <w:rPr>
                 <w:rFonts w:ascii="Arial" w:eastAsia="Arial" w:hAnsi="Arial" w:cs="Arial"/>
@@ -3045,6 +3465,19 @@
                 <w:szCs w:val="17"/>
               </w:rPr>
               <w:t>Operators cannot reconfigure every honeypot every month — this cap makes the schedule humanly followable.</w:t>
+            </w:r>
+          </w:p>
+          <w:p>
+            <w:r>
+              <w:rPr>
+                <w:rFonts w:ascii="Arial" w:eastAsia="Arial" w:hAnsi="Arial" w:cs="Arial"/>
+                <w:i/>
+                <w:iCs/>
+                <w:color w:val="666666"/>
+                <w:sz w:val="16"/>
+                <w:szCs w:val="16"/>
+              </w:rPr>
+              <w:t>e.g., Δ = 2 — ssh_trap in DMZ can switch on↔off at most twice across H = 4 slots, e.g., on→off at t=3 and off→on at t=4</w:t>
             </w:r>
           </w:p>
         </w:tc>
@@ -3176,6 +3609,9 @@
             </w:r>
           </w:p>
           <w:p>
+            <w:pPr>
+              <w:spacing w:after="4"/>
+            </w:pPr>
             <w:r>
               <w:rPr>
                 <w:rFonts w:ascii="Arial" w:eastAsia="Arial" w:hAnsi="Arial" w:cs="Arial"/>
@@ -3186,6 +3622,41 @@
                 <w:szCs w:val="17"/>
               </w:rPr>
               <w:t>Persona changes have operational cost too — this cap prevents the solver from rotating identities faster than the team can manage.</w:t>
+            </w:r>
+          </w:p>
+          <w:p>
+            <w:r>
+              <w:rPr>
+                <w:rFonts w:ascii="Arial" w:eastAsia="Arial" w:hAnsi="Arial" w:cs="Arial"/>
+                <w:i/>
+                <w:iCs/>
+                <w:color w:val="666666"/>
+                <w:sz w:val="16"/>
+                <w:szCs w:val="16"/>
+              </w:rPr>
+              <w:t>e.g., Δ</w:t>
+            </w:r>
+            <w:r>
+              <w:rPr>
+                <w:rFonts w:ascii="Segoe UI Symbol" w:eastAsia="Arial" w:hAnsi="Segoe UI Symbol" w:cs="Segoe UI Symbol"/>
+                <w:i/>
+                <w:iCs/>
+                <w:color w:val="666666"/>
+                <w:sz w:val="16"/>
+                <w:szCs w:val="16"/>
+              </w:rPr>
+              <w:t>ₚ</w:t>
+            </w:r>
+            <w:r>
+              <w:rPr>
+                <w:rFonts w:ascii="Arial" w:eastAsia="Arial" w:hAnsi="Arial" w:cs="Arial"/>
+                <w:i/>
+                <w:iCs/>
+                <w:color w:val="666666"/>
+                <w:sz w:val="16"/>
+                <w:szCs w:val="16"/>
+              </w:rPr>
+              <w:t xml:space="preserve"> = 2 — ssh_trap in DMZ can change its persona at most twice across H = 4 slots; prevents rotating HR→DevOps→Finance→HR every month</w:t>
             </w:r>
           </w:p>
         </w:tc>
@@ -3340,6 +3811,9 @@
             </w:r>
           </w:p>
           <w:p>
+            <w:pPr>
+              <w:spacing w:after="4"/>
+            </w:pPr>
             <w:r>
               <w:rPr>
                 <w:rFonts w:ascii="Arial" w:eastAsia="Arial" w:hAnsi="Arial" w:cs="Arial"/>
@@ -3350,6 +3824,19 @@
                 <w:szCs w:val="17"/>
               </w:rPr>
               <w:t>The LLM’s current read on which personas are most likely to attract the attacker — updated from live threat intelligence.</w:t>
+            </w:r>
+          </w:p>
+          <w:p>
+            <w:r>
+              <w:rPr>
+                <w:rFonts w:ascii="Arial" w:eastAsia="Arial" w:hAnsi="Arial" w:cs="Arial"/>
+                <w:i/>
+                <w:iCs/>
+                <w:color w:val="666666"/>
+                <w:sz w:val="16"/>
+                <w:szCs w:val="16"/>
+              </w:rPr>
+              <w:t>e.g., after a financial threat signal: q_{Finance_DB} = 0.40, q_{HR} = 0.30, q_{DevOps} = 0.20, q_{Linux} = 0.10; Finance_DB earns 1.6× default credit</w:t>
             </w:r>
           </w:p>
         </w:tc>
@@ -3454,6 +3941,9 @@
             </w:r>
           </w:p>
           <w:p>
+            <w:pPr>
+              <w:spacing w:after="4"/>
+            </w:pPr>
             <w:r>
               <w:rPr>
                 <w:rFonts w:ascii="Arial" w:eastAsia="Arial" w:hAnsi="Arial" w:cs="Arial"/>
@@ -3464,6 +3954,41 @@
                 <w:szCs w:val="17"/>
               </w:rPr>
               <w:t>The ceiling on path probability used to normalise the rotation formula — prevents τᵈ from collapsing to zero under extreme threat signals.</w:t>
+            </w:r>
+          </w:p>
+          <w:p>
+            <w:r>
+              <w:rPr>
+                <w:rFonts w:ascii="Arial" w:eastAsia="Arial" w:hAnsi="Arial" w:cs="Arial"/>
+                <w:i/>
+                <w:iCs/>
+                <w:color w:val="666666"/>
+                <w:sz w:val="16"/>
+                <w:szCs w:val="16"/>
+              </w:rPr>
+              <w:t>e.g., ρ</w:t>
+            </w:r>
+            <w:r>
+              <w:rPr>
+                <w:rFonts w:ascii="Segoe UI Symbol" w:eastAsia="Arial" w:hAnsi="Segoe UI Symbol" w:cs="Segoe UI Symbol"/>
+                <w:i/>
+                <w:iCs/>
+                <w:color w:val="666666"/>
+                <w:sz w:val="16"/>
+                <w:szCs w:val="16"/>
+              </w:rPr>
+              <w:t>ₘ</w:t>
+            </w:r>
+            <w:r>
+              <w:rPr>
+                <w:rFonts w:ascii="Arial" w:eastAsia="Arial" w:hAnsi="Arial" w:cs="Arial"/>
+                <w:i/>
+                <w:iCs/>
+                <w:color w:val="666666"/>
+                <w:sz w:val="16"/>
+                <w:szCs w:val="16"/>
+              </w:rPr>
+              <w:t>ₐˣ = 1.0 — if ρπ were allowed to reach 1.0 with τᵈ⁰ = 3, τᵈ would collapse to 0 and the solver would rotate every slot</w:t>
             </w:r>
           </w:p>
         </w:tc>
@@ -3490,6 +4015,7 @@
           <w:sz w:val="28"/>
           <w:szCs w:val="28"/>
         </w:rPr>
+        <w:lastRenderedPageBreak/>
         <w:t>B. Decision Variables</w:t>
       </w:r>
     </w:p>
@@ -3508,7 +4034,7 @@
           <w:left w:w="10" w:type="dxa"/>
           <w:right w:w="10" w:type="dxa"/>
         </w:tblCellMar>
-        <w:tblLook w:val="0000" w:firstRow="0" w:lastRow="0" w:firstColumn="0" w:lastColumn="0" w:noHBand="0" w:noVBand="0"/>
+        <w:tblLook w:val="04A0" w:firstRow="1" w:lastRow="0" w:firstColumn="1" w:lastColumn="0" w:noHBand="0" w:noVBand="1"/>
       </w:tblPr>
       <w:tblGrid>
         <w:gridCol w:w="2300"/>
@@ -3739,6 +4265,9 @@
             </w:r>
           </w:p>
           <w:p>
+            <w:pPr>
+              <w:spacing w:after="4"/>
+            </w:pPr>
             <w:r>
               <w:rPr>
                 <w:rFonts w:ascii="Arial" w:eastAsia="Arial" w:hAnsi="Arial" w:cs="Arial"/>
@@ -3749,6 +4278,19 @@
                 <w:szCs w:val="17"/>
               </w:rPr>
               <w:t>The four-index primary decision — committing to a type, zone, slot, and identity simultaneously is the only way to earn any credit.</w:t>
+            </w:r>
+          </w:p>
+          <w:p>
+            <w:r>
+              <w:rPr>
+                <w:rFonts w:ascii="Arial" w:eastAsia="Arial" w:hAnsi="Arial" w:cs="Arial"/>
+                <w:i/>
+                <w:iCs/>
+                <w:color w:val="666666"/>
+                <w:sz w:val="16"/>
+                <w:szCs w:val="16"/>
+              </w:rPr>
+              <w:t>e.g., x_{ssh_trap, DMZ, t=2, HR_workstation} = 1: deploy an SSH honeypot in the DMZ during month 2, presenting as an HR workstation</w:t>
             </w:r>
           </w:p>
         </w:tc>
@@ -3863,6 +4405,9 @@
             </w:r>
           </w:p>
           <w:p>
+            <w:pPr>
+              <w:spacing w:after="4"/>
+            </w:pPr>
             <w:r>
               <w:rPr>
                 <w:rFonts w:ascii="Arial" w:eastAsia="Arial" w:hAnsi="Arial" w:cs="Arial"/>
@@ -3873,6 +4418,19 @@
                 <w:szCs w:val="17"/>
               </w:rPr>
               <w:t>A collapsed view of x used only to check whether two conflicting types are both active in the same slot.</w:t>
+            </w:r>
+          </w:p>
+          <w:p>
+            <w:r>
+              <w:rPr>
+                <w:rFonts w:ascii="Arial" w:eastAsia="Arial" w:hAnsi="Arial" w:cs="Arial"/>
+                <w:i/>
+                <w:iCs/>
+                <w:color w:val="666666"/>
+                <w:sz w:val="16"/>
+                <w:szCs w:val="16"/>
+              </w:rPr>
+              <w:t>e.g., x_{ssh_trap, t=2} = 1 if any x_{ssh_trap, z, t=2, p} = 1 — used only to check C4 conflict with generic_trap in month 2</w:t>
             </w:r>
           </w:p>
         </w:tc>
@@ -3987,6 +4545,9 @@
             </w:r>
           </w:p>
           <w:p>
+            <w:pPr>
+              <w:spacing w:after="4"/>
+            </w:pPr>
             <w:r>
               <w:rPr>
                 <w:rFonts w:ascii="Arial" w:eastAsia="Arial" w:hAnsi="Arial" w:cs="Arial"/>
@@ -3997,6 +4558,19 @@
                 <w:szCs w:val="17"/>
               </w:rPr>
               <w:t>Once the attacker has seen the same service long enough, no persona change will fool them — the type itself is burned.</w:t>
+            </w:r>
+          </w:p>
+          <w:p>
+            <w:r>
+              <w:rPr>
+                <w:rFonts w:ascii="Arial" w:eastAsia="Arial" w:hAnsi="Arial" w:cs="Arial"/>
+                <w:i/>
+                <w:iCs/>
+                <w:color w:val="666666"/>
+                <w:sz w:val="16"/>
+                <w:szCs w:val="16"/>
+              </w:rPr>
+              <w:t>e.g., if ssh_trap active in DMZ for τᵈ = 3 consecutive months, u_{ssh_trap,DMZ,t=4} = 1 — rotating to DevOps persona does NOT reset this flag</w:t>
             </w:r>
           </w:p>
         </w:tc>
@@ -4120,6 +4694,9 @@
             </w:r>
           </w:p>
           <w:p>
+            <w:pPr>
+              <w:spacing w:after="4"/>
+            </w:pPr>
             <w:r>
               <w:rPr>
                 <w:rFonts w:ascii="Arial" w:eastAsia="Arial" w:hAnsi="Arial" w:cs="Arial"/>
@@ -4130,6 +4707,19 @@
                 <w:szCs w:val="17"/>
               </w:rPr>
               <w:t>Once the attacker has mapped this specific identity, it is useless even if the underlying service is still undetected.</w:t>
+            </w:r>
+          </w:p>
+          <w:p>
+            <w:r>
+              <w:rPr>
+                <w:rFonts w:ascii="Arial" w:eastAsia="Arial" w:hAnsi="Arial" w:cs="Arial"/>
+                <w:i/>
+                <w:iCs/>
+                <w:color w:val="666666"/>
+                <w:sz w:val="16"/>
+                <w:szCs w:val="16"/>
+              </w:rPr>
+              <w:t>e.g., if HR_workstation active for τᵈᵖ = 2 months, u_{ssh_trap,DMZ,t=3,HR} = 1 — switching to DevOps_server at t=3 resets this flag independently</w:t>
             </w:r>
           </w:p>
         </w:tc>
@@ -4262,6 +4852,9 @@
             </w:r>
           </w:p>
           <w:p>
+            <w:pPr>
+              <w:spacing w:after="4"/>
+            </w:pPr>
             <w:r>
               <w:rPr>
                 <w:rFonts w:ascii="Arial" w:eastAsia="Arial" w:hAnsi="Arial" w:cs="Arial"/>
@@ -4272,6 +4865,19 @@
                 <w:szCs w:val="17"/>
               </w:rPr>
               <w:t>The basic detection event — only fires if something real and undiscovered is actually deployed at that asset.</w:t>
+            </w:r>
+          </w:p>
+          <w:p>
+            <w:r>
+              <w:rPr>
+                <w:rFonts w:ascii="Arial" w:eastAsia="Arial" w:hAnsi="Arial" w:cs="Arial"/>
+                <w:i/>
+                <w:iCs/>
+                <w:color w:val="666666"/>
+                <w:sz w:val="16"/>
+                <w:szCs w:val="16"/>
+              </w:rPr>
+              <w:t>e.g., c_{T1021, db_server_internal, t=2} = 1 only if some x_{ssh_trap, Internal, t=2, p} = 1 and u_{ssh_trap,Internal,t=2,p} = 0</w:t>
             </w:r>
           </w:p>
         </w:tc>
@@ -4386,6 +4992,9 @@
             </w:r>
           </w:p>
           <w:p>
+            <w:pPr>
+              <w:spacing w:after="4"/>
+            </w:pPr>
             <w:r>
               <w:rPr>
                 <w:rFonts w:ascii="Arial" w:eastAsia="Arial" w:hAnsi="Arial" w:cs="Arial"/>
@@ -4396,6 +5005,41 @@
                 <w:szCs w:val="17"/>
               </w:rPr>
               <w:t>Hop coverage is the currency of path-weight credit — no deployment at this hop means no credit for this path.</w:t>
+            </w:r>
+          </w:p>
+          <w:p>
+            <w:r>
+              <w:rPr>
+                <w:rFonts w:ascii="Arial" w:eastAsia="Arial" w:hAnsi="Arial" w:cs="Arial"/>
+                <w:i/>
+                <w:iCs/>
+                <w:color w:val="666666"/>
+                <w:sz w:val="16"/>
+                <w:szCs w:val="16"/>
+              </w:rPr>
+              <w:t>e.g., p_{web→db, hop2, t=2} = 1: Internal zone hop of the web-to-db path is covered in month 2, earning ρ × iv × W × q</w:t>
+            </w:r>
+            <w:r>
+              <w:rPr>
+                <w:rFonts w:ascii="Segoe UI Symbol" w:eastAsia="Arial" w:hAnsi="Segoe UI Symbol" w:cs="Segoe UI Symbol"/>
+                <w:i/>
+                <w:iCs/>
+                <w:color w:val="666666"/>
+                <w:sz w:val="16"/>
+                <w:szCs w:val="16"/>
+              </w:rPr>
+              <w:t>ₚ</w:t>
+            </w:r>
+            <w:r>
+              <w:rPr>
+                <w:rFonts w:ascii="Arial" w:eastAsia="Arial" w:hAnsi="Arial" w:cs="Arial"/>
+                <w:i/>
+                <w:iCs/>
+                <w:color w:val="666666"/>
+                <w:sz w:val="16"/>
+                <w:szCs w:val="16"/>
+              </w:rPr>
+              <w:t xml:space="preserve"> in L3 credit</w:t>
             </w:r>
           </w:p>
         </w:tc>
@@ -4510,6 +5154,9 @@
             </w:r>
           </w:p>
           <w:p>
+            <w:pPr>
+              <w:spacing w:after="4"/>
+            </w:pPr>
             <w:r>
               <w:rPr>
                 <w:rFonts w:ascii="Arial" w:eastAsia="Arial" w:hAnsi="Arial" w:cs="Arial"/>
@@ -4520,6 +5167,19 @@
                 <w:szCs w:val="17"/>
               </w:rPr>
               <w:t>The prevention flag — catching the attacker before the last hop is worth 1000× more than catching them at it.</w:t>
+            </w:r>
+          </w:p>
+          <w:p>
+            <w:r>
+              <w:rPr>
+                <w:rFonts w:ascii="Arial" w:eastAsia="Arial" w:hAnsi="Arial" w:cs="Arial"/>
+                <w:i/>
+                <w:iCs/>
+                <w:color w:val="666666"/>
+                <w:sz w:val="16"/>
+                <w:szCs w:val="16"/>
+              </w:rPr>
+              <w:t>e.g., e_{web→db, t=2} = 1: an undiscovered honeypot covers a non-final hop of the web-to-db path in month 2, earning the full L4 prevention bonus</w:t>
             </w:r>
           </w:p>
         </w:tc>
@@ -4545,7 +5205,7 @@
           <w:left w:w="10" w:type="dxa"/>
           <w:right w:w="10" w:type="dxa"/>
         </w:tblCellMar>
-        <w:tblLook w:val="0000" w:firstRow="0" w:lastRow="0" w:firstColumn="0" w:lastColumn="0" w:noHBand="0" w:noVBand="0"/>
+        <w:tblLook w:val="04A0" w:firstRow="1" w:lastRow="0" w:firstColumn="1" w:lastColumn="0" w:noHBand="0" w:noVBand="1"/>
       </w:tblPr>
       <w:tblGrid>
         <w:gridCol w:w="537"/>
@@ -4663,6 +5323,7 @@
           <w:sz w:val="28"/>
           <w:szCs w:val="28"/>
         </w:rPr>
+        <w:lastRenderedPageBreak/>
         <w:t>C. Derived Weights (Unchanged)</w:t>
       </w:r>
     </w:p>
@@ -4697,7 +5358,7 @@
           <w:left w:w="10" w:type="dxa"/>
           <w:right w:w="10" w:type="dxa"/>
         </w:tblCellMar>
-        <w:tblLook w:val="0000" w:firstRow="0" w:lastRow="0" w:firstColumn="0" w:lastColumn="0" w:noHBand="0" w:noVBand="0"/>
+        <w:tblLook w:val="04A0" w:firstRow="1" w:lastRow="0" w:firstColumn="1" w:lastColumn="0" w:noHBand="0" w:noVBand="1"/>
       </w:tblPr>
       <w:tblGrid>
         <w:gridCol w:w="9360"/>
@@ -4967,7 +5628,7 @@
           <w:left w:w="10" w:type="dxa"/>
           <w:right w:w="10" w:type="dxa"/>
         </w:tblCellMar>
-        <w:tblLook w:val="0000" w:firstRow="0" w:lastRow="0" w:firstColumn="0" w:lastColumn="0" w:noHBand="0" w:noVBand="0"/>
+        <w:tblLook w:val="04A0" w:firstRow="1" w:lastRow="0" w:firstColumn="1" w:lastColumn="0" w:noHBand="0" w:noVBand="1"/>
       </w:tblPr>
       <w:tblGrid>
         <w:gridCol w:w="429"/>
@@ -5100,7 +5761,7 @@
           <w:left w:w="10" w:type="dxa"/>
           <w:right w:w="10" w:type="dxa"/>
         </w:tblCellMar>
-        <w:tblLook w:val="0000" w:firstRow="0" w:lastRow="0" w:firstColumn="0" w:lastColumn="0" w:noHBand="0" w:noVBand="0"/>
+        <w:tblLook w:val="04A0" w:firstRow="1" w:lastRow="0" w:firstColumn="1" w:lastColumn="0" w:noHBand="0" w:noVBand="1"/>
       </w:tblPr>
       <w:tblGrid>
         <w:gridCol w:w="621"/>
@@ -5472,6 +6133,22 @@
           </w:p>
           <w:p>
             <w:pPr>
+              <w:spacing w:after="4"/>
+            </w:pPr>
+            <w:r>
+              <w:rPr>
+                <w:rFonts w:ascii="Arial" w:eastAsia="Arial" w:hAnsi="Arial" w:cs="Arial"/>
+                <w:i/>
+                <w:iCs/>
+                <w:color w:val="8B0000"/>
+                <w:sz w:val="18"/>
+                <w:szCs w:val="18"/>
+              </w:rPr>
+              <w:t>You only get credit for a detection if a real, undiscovered honeypot is actually there — no phantom credits.</w:t>
+            </w:r>
+          </w:p>
+          <w:p>
+            <w:pPr>
               <w:spacing w:after="40"/>
             </w:pPr>
             <w:r>
@@ -5479,11 +6156,11 @@
                 <w:rFonts w:ascii="Arial" w:eastAsia="Arial" w:hAnsi="Arial" w:cs="Arial"/>
                 <w:i/>
                 <w:iCs/>
-                <w:color w:val="8B0000"/>
-                <w:sz w:val="18"/>
-                <w:szCs w:val="18"/>
-              </w:rPr>
-              <w:t>You only get credit for a detection if a real, undiscovered honeypot is actually there — no phantom credits.</w:t>
+                <w:color w:val="666666"/>
+                <w:sz w:val="16"/>
+                <w:szCs w:val="16"/>
+              </w:rPr>
+              <w:t>e.g., if x_{ssh_trap,DMZ,t=2,HR}=0, then c_{T1021,asset,t=2} cannot be 1 — the solver cannot claim detection credit without a real deployment supporting it</w:t>
             </w:r>
           </w:p>
           <w:p>
@@ -5682,6 +6359,22 @@
           </w:p>
           <w:p>
             <w:pPr>
+              <w:spacing w:after="4"/>
+            </w:pPr>
+            <w:r>
+              <w:rPr>
+                <w:rFonts w:ascii="Arial" w:eastAsia="Arial" w:hAnsi="Arial" w:cs="Arial"/>
+                <w:i/>
+                <w:iCs/>
+                <w:color w:val="8B0000"/>
+                <w:sz w:val="18"/>
+                <w:szCs w:val="18"/>
+              </w:rPr>
+              <w:t>Total spending across all zones and personas cannot exceed the global budget in any single slot.</w:t>
+            </w:r>
+          </w:p>
+          <w:p>
+            <w:pPr>
               <w:spacing w:after="40"/>
             </w:pPr>
             <w:r>
@@ -5689,11 +6382,11 @@
                 <w:rFonts w:ascii="Arial" w:eastAsia="Arial" w:hAnsi="Arial" w:cs="Arial"/>
                 <w:i/>
                 <w:iCs/>
-                <w:color w:val="8B0000"/>
-                <w:sz w:val="18"/>
-                <w:szCs w:val="18"/>
-              </w:rPr>
-              <w:t>Total spending across all zones and personas cannot exceed the global budget in any single slot.</w:t>
+                <w:color w:val="666666"/>
+                <w:sz w:val="16"/>
+                <w:szCs w:val="16"/>
+              </w:rPr>
+              <w:t>e.g., at XLarge: Σ costᵢ,z · xᵢ,z,t,p ≤ 62,500 per slot — the solver uses only ≈0.1% of B, showing that conflicts and zone limits, not the global ceiling, are the binding constraints</w:t>
             </w:r>
           </w:p>
           <w:p>
@@ -5892,6 +6585,22 @@
           </w:p>
           <w:p>
             <w:pPr>
+              <w:spacing w:after="4"/>
+            </w:pPr>
+            <w:r>
+              <w:rPr>
+                <w:rFonts w:ascii="Arial" w:eastAsia="Arial" w:hAnsi="Arial" w:cs="Arial"/>
+                <w:i/>
+                <w:iCs/>
+                <w:color w:val="8B0000"/>
+                <w:sz w:val="18"/>
+                <w:szCs w:val="18"/>
+              </w:rPr>
+              <w:t>Each zone has its own spending cap — a saturated DMZ cannot borrow budget from OT.</w:t>
+            </w:r>
+          </w:p>
+          <w:p>
+            <w:pPr>
               <w:spacing w:after="40"/>
             </w:pPr>
             <w:r>
@@ -5899,12 +6608,12 @@
                 <w:rFonts w:ascii="Arial" w:eastAsia="Arial" w:hAnsi="Arial" w:cs="Arial"/>
                 <w:i/>
                 <w:iCs/>
-                <w:color w:val="8B0000"/>
-                <w:sz w:val="18"/>
-                <w:szCs w:val="18"/>
+                <w:color w:val="666666"/>
+                <w:sz w:val="16"/>
+                <w:szCs w:val="16"/>
               </w:rPr>
               <w:lastRenderedPageBreak/>
-              <w:t>Each zone has its own spending cap — a saturated DMZ cannot borrow budget from OT.</w:t>
+              <w:t>e.g., B_{OT} = 2,000 — even if the global budget has headroom, the solver cannot add a second scada_trap (cost 2.0) to OT because B_{OT} is already consumed</w:t>
             </w:r>
           </w:p>
           <w:p>
@@ -6152,6 +6861,22 @@
           </w:p>
           <w:p>
             <w:pPr>
+              <w:spacing w:after="4"/>
+            </w:pPr>
+            <w:r>
+              <w:rPr>
+                <w:rFonts w:ascii="Arial" w:eastAsia="Arial" w:hAnsi="Arial" w:cs="Arial"/>
+                <w:i/>
+                <w:iCs/>
+                <w:color w:val="8B0000"/>
+                <w:sz w:val="18"/>
+                <w:szCs w:val="18"/>
+              </w:rPr>
+              <w:t>Some honeypot types interfere with each other operationally — they cannot run side by side in the same slot.</w:t>
+            </w:r>
+          </w:p>
+          <w:p>
+            <w:pPr>
               <w:spacing w:after="40"/>
             </w:pPr>
             <w:r>
@@ -6159,11 +6884,33 @@
                 <w:rFonts w:ascii="Arial" w:eastAsia="Arial" w:hAnsi="Arial" w:cs="Arial"/>
                 <w:i/>
                 <w:iCs/>
-                <w:color w:val="8B0000"/>
-                <w:sz w:val="18"/>
-                <w:szCs w:val="18"/>
-              </w:rPr>
-              <w:t>Some honeypot types interfere with each other operationally — they cannot run side by side in the same slot.</w:t>
+                <w:color w:val="666666"/>
+                <w:sz w:val="16"/>
+                <w:szCs w:val="16"/>
+              </w:rPr>
+              <w:t xml:space="preserve">e.g., (generic_trap, dns_trap) </w:t>
+            </w:r>
+            <w:r>
+              <w:rPr>
+                <w:rFonts w:ascii="Cambria Math" w:eastAsia="Arial" w:hAnsi="Cambria Math" w:cs="Cambria Math"/>
+                <w:i/>
+                <w:iCs/>
+                <w:color w:val="666666"/>
+                <w:sz w:val="16"/>
+                <w:szCs w:val="16"/>
+              </w:rPr>
+              <w:t>∈</w:t>
+            </w:r>
+            <w:r>
+              <w:rPr>
+                <w:rFonts w:ascii="Arial" w:eastAsia="Arial" w:hAnsi="Arial" w:cs="Arial"/>
+                <w:i/>
+                <w:iCs/>
+                <w:color w:val="666666"/>
+                <w:sz w:val="16"/>
+                <w:szCs w:val="16"/>
+              </w:rPr>
+              <w:t xml:space="preserve"> C — both traps capture T1046 scanning and share the monitoring pipeline; x_{generic,t=2}=1 forces x_{dns,t=2}=0</w:t>
             </w:r>
           </w:p>
           <w:p>
@@ -6354,6 +7101,22 @@
           </w:p>
           <w:p>
             <w:pPr>
+              <w:spacing w:after="4"/>
+            </w:pPr>
+            <w:r>
+              <w:rPr>
+                <w:rFonts w:ascii="Arial" w:eastAsia="Arial" w:hAnsi="Arial" w:cs="Arial"/>
+                <w:i/>
+                <w:iCs/>
+                <w:color w:val="8B0000"/>
+                <w:sz w:val="18"/>
+                <w:szCs w:val="18"/>
+              </w:rPr>
+              <w:t>A physically isolated zone cannot host a honeypot that requires network connectivity to the outside — the wire simply isn’t there.</w:t>
+            </w:r>
+          </w:p>
+          <w:p>
+            <w:pPr>
               <w:spacing w:after="40"/>
             </w:pPr>
             <w:r>
@@ -6361,11 +7124,55 @@
                 <w:rFonts w:ascii="Arial" w:eastAsia="Arial" w:hAnsi="Arial" w:cs="Arial"/>
                 <w:i/>
                 <w:iCs/>
-                <w:color w:val="8B0000"/>
-                <w:sz w:val="18"/>
-                <w:szCs w:val="18"/>
-              </w:rPr>
-              <w:t>A physically isolated zone cannot host a honeypot that requires network connectivity to the outside — the wire simply isn’t there.</w:t>
+                <w:color w:val="666666"/>
+                <w:sz w:val="16"/>
+                <w:szCs w:val="16"/>
+              </w:rPr>
+              <w:t xml:space="preserve">e.g., scada_trap requires OPC-UA connectivity; (OT, Cloud) </w:t>
+            </w:r>
+            <w:r>
+              <w:rPr>
+                <w:rFonts w:ascii="Cambria Math" w:eastAsia="Arial" w:hAnsi="Cambria Math" w:cs="Cambria Math"/>
+                <w:i/>
+                <w:iCs/>
+                <w:color w:val="666666"/>
+                <w:sz w:val="16"/>
+                <w:szCs w:val="16"/>
+              </w:rPr>
+              <w:t>∈</w:t>
+            </w:r>
+            <w:r>
+              <w:rPr>
+                <w:rFonts w:ascii="Arial" w:eastAsia="Arial" w:hAnsi="Arial" w:cs="Arial"/>
+                <w:i/>
+                <w:iCs/>
+                <w:color w:val="666666"/>
+                <w:sz w:val="16"/>
+                <w:szCs w:val="16"/>
+              </w:rPr>
+              <w:t xml:space="preserve"> I</w:t>
+            </w:r>
+            <w:r>
+              <w:rPr>
+                <w:rFonts w:ascii="Cambria Math" w:eastAsia="Arial" w:hAnsi="Cambria Math" w:cs="Cambria Math"/>
+                <w:i/>
+                <w:iCs/>
+                <w:color w:val="666666"/>
+                <w:sz w:val="16"/>
+                <w:szCs w:val="16"/>
+              </w:rPr>
+              <w:t>₂</w:t>
+            </w:r>
+            <w:r>
+              <w:rPr>
+                <w:rFonts w:ascii="Arial" w:eastAsia="Arial" w:hAnsi="Arial" w:cs="Arial"/>
+                <w:i/>
+                <w:iCs/>
+                <w:color w:val="666666"/>
+                <w:sz w:val="16"/>
+                <w:szCs w:val="16"/>
+              </w:rPr>
+              <w:t xml:space="preserve"> — x_{scada_trap,Cloud,t,p} = 0 for all t, p regardless of budget or value</w:t>
             </w:r>
           </w:p>
           <w:p>
@@ -6501,17 +7308,6 @@
               </w:rPr>
               <w:t xml:space="preserve">NEW </w:t>
             </w:r>
-            <w:r>
-              <w:rPr>
-                <w:rFonts w:ascii="Segoe UI Symbol" w:eastAsia="Arial" w:hAnsi="Segoe UI Symbol" w:cs="Segoe UI Symbol"/>
-                <w:b/>
-                <w:bCs/>
-                <w:color w:val="7A4F00"/>
-                <w:sz w:val="16"/>
-                <w:szCs w:val="16"/>
-              </w:rPr>
-              <w:t>★</w:t>
-            </w:r>
           </w:p>
         </w:tc>
         <w:tc>
@@ -6551,6 +7347,22 @@
           </w:p>
           <w:p>
             <w:pPr>
+              <w:spacing w:after="4"/>
+            </w:pPr>
+            <w:r>
+              <w:rPr>
+                <w:rFonts w:ascii="Arial" w:eastAsia="Arial" w:hAnsi="Arial" w:cs="Arial"/>
+                <w:i/>
+                <w:iCs/>
+                <w:color w:val="8B0000"/>
+                <w:sz w:val="18"/>
+                <w:szCs w:val="18"/>
+              </w:rPr>
+              <w:t>A honeypot must be believable in its disguise — the persona has to match the server role it is pretending to run.</w:t>
+            </w:r>
+          </w:p>
+          <w:p>
+            <w:pPr>
               <w:spacing w:after="40"/>
             </w:pPr>
             <w:r>
@@ -6558,11 +7370,33 @@
                 <w:rFonts w:ascii="Arial" w:eastAsia="Arial" w:hAnsi="Arial" w:cs="Arial"/>
                 <w:i/>
                 <w:iCs/>
-                <w:color w:val="8B0000"/>
-                <w:sz w:val="18"/>
-                <w:szCs w:val="18"/>
-              </w:rPr>
-              <w:t>A honeypot must be believable in its disguise — the persona has to match the server role it is pretending to run.</w:t>
+                <w:color w:val="666666"/>
+                <w:sz w:val="16"/>
+                <w:szCs w:val="16"/>
+              </w:rPr>
+              <w:t xml:space="preserve">e.g., ssh_trap wearing Finance_DB persona on a Linux server fails C5b — (Linux_server, Finance_DB) </w:t>
+            </w:r>
+            <w:r>
+              <w:rPr>
+                <w:rFonts w:ascii="Cambria Math" w:eastAsia="Arial" w:hAnsi="Cambria Math" w:cs="Cambria Math"/>
+                <w:i/>
+                <w:iCs/>
+                <w:color w:val="666666"/>
+                <w:sz w:val="16"/>
+                <w:szCs w:val="16"/>
+              </w:rPr>
+              <w:t>∉</w:t>
+            </w:r>
+            <w:r>
+              <w:rPr>
+                <w:rFonts w:ascii="Arial" w:eastAsia="Arial" w:hAnsi="Arial" w:cs="Arial"/>
+                <w:i/>
+                <w:iCs/>
+                <w:color w:val="666666"/>
+                <w:sz w:val="16"/>
+                <w:szCs w:val="16"/>
+              </w:rPr>
+              <w:t xml:space="preserve"> GK_{ssh_trap,Finance_DB}; Finance DB roles run on Windows SQL Server, not bare Linux</w:t>
             </w:r>
           </w:p>
           <w:p>
@@ -6761,6 +7595,22 @@
           </w:p>
           <w:p>
             <w:pPr>
+              <w:spacing w:after="4"/>
+            </w:pPr>
+            <w:r>
+              <w:rPr>
+                <w:rFonts w:ascii="Arial" w:eastAsia="Arial" w:hAnsi="Arial" w:cs="Arial"/>
+                <w:i/>
+                <w:iCs/>
+                <w:color w:val="8B0000"/>
+                <w:sz w:val="18"/>
+                <w:szCs w:val="18"/>
+              </w:rPr>
+              <w:t>You cannot claim an attack-path hop is covered unless a detection actually fires there, in the right zone, at the right slot.</w:t>
+            </w:r>
+          </w:p>
+          <w:p>
+            <w:pPr>
               <w:spacing w:after="40"/>
             </w:pPr>
             <w:r>
@@ -6768,11 +7618,11 @@
                 <w:rFonts w:ascii="Arial" w:eastAsia="Arial" w:hAnsi="Arial" w:cs="Arial"/>
                 <w:i/>
                 <w:iCs/>
-                <w:color w:val="8B0000"/>
-                <w:sz w:val="18"/>
-                <w:szCs w:val="18"/>
-              </w:rPr>
-              <w:t>You cannot claim an attack-path hop is covered unless a detection actually fires there, in the right zone, at the right slot.</w:t>
+                <w:color w:val="666666"/>
+                <w:sz w:val="16"/>
+                <w:szCs w:val="16"/>
+              </w:rPr>
+              <w:t>e.g., p_{web→db,hop2,t=2}=1 requires some c_{T1021,internal_asset,t=2}=1, which requires x_{ssh_trap,Internal,t=2,p}=1 and u_{ssh_trap,Internal,t=2,p}=0 — all three must hold</w:t>
             </w:r>
           </w:p>
           <w:p>
@@ -6955,6 +7805,22 @@
           </w:p>
           <w:p>
             <w:pPr>
+              <w:spacing w:after="4"/>
+            </w:pPr>
+            <w:r>
+              <w:rPr>
+                <w:rFonts w:ascii="Arial" w:eastAsia="Arial" w:hAnsi="Arial" w:cs="Arial"/>
+                <w:i/>
+                <w:iCs/>
+                <w:color w:val="8B0000"/>
+                <w:sz w:val="18"/>
+                <w:szCs w:val="18"/>
+              </w:rPr>
+              <w:t>Early interception means catching the attacker before the final hop — a catch at the last step is forensics, not prevention.</w:t>
+            </w:r>
+          </w:p>
+          <w:p>
+            <w:pPr>
               <w:spacing w:after="40"/>
             </w:pPr>
             <w:r>
@@ -6962,11 +7828,11 @@
                 <w:rFonts w:ascii="Arial" w:eastAsia="Arial" w:hAnsi="Arial" w:cs="Arial"/>
                 <w:i/>
                 <w:iCs/>
-                <w:color w:val="8B0000"/>
-                <w:sz w:val="18"/>
-                <w:szCs w:val="18"/>
-              </w:rPr>
-              <w:t>Early interception means catching the attacker before the final hop — a catch at the last step is forensics, not prevention.</w:t>
+                <w:color w:val="666666"/>
+                <w:sz w:val="16"/>
+                <w:szCs w:val="16"/>
+              </w:rPr>
+              <w:t>e.g., e_{web→db,t=2}=1 requires p_{web→db,hop1,t=2}=1 (DMZ hop covered) — covering only hop 2 (Internal) does not qualify as early interception on this path</w:t>
             </w:r>
           </w:p>
           <w:p>
@@ -7018,12 +7884,12 @@
           <w:left w:w="10" w:type="dxa"/>
           <w:right w:w="10" w:type="dxa"/>
         </w:tblCellMar>
-        <w:tblLook w:val="0000" w:firstRow="0" w:lastRow="0" w:firstColumn="0" w:lastColumn="0" w:noHBand="0" w:noVBand="0"/>
+        <w:tblLook w:val="04A0" w:firstRow="1" w:lastRow="0" w:firstColumn="1" w:lastColumn="0" w:noHBand="0" w:noVBand="1"/>
       </w:tblPr>
       <w:tblGrid>
         <w:gridCol w:w="611"/>
-        <w:gridCol w:w="2850"/>
-        <w:gridCol w:w="5899"/>
+        <w:gridCol w:w="2839"/>
+        <w:gridCol w:w="5910"/>
       </w:tblGrid>
       <w:tr>
         <w:tblPrEx>
@@ -7159,6 +8025,7 @@
                 <w:sz w:val="18"/>
                 <w:szCs w:val="18"/>
               </w:rPr>
+              <w:lastRenderedPageBreak/>
               <w:t>C8</w:t>
             </w:r>
           </w:p>
@@ -7276,6 +8143,22 @@
           </w:p>
           <w:p>
             <w:pPr>
+              <w:spacing w:after="4"/>
+            </w:pPr>
+            <w:r>
+              <w:rPr>
+                <w:rFonts w:ascii="Arial" w:eastAsia="Arial" w:hAnsi="Arial" w:cs="Arial"/>
+                <w:i/>
+                <w:iCs/>
+                <w:color w:val="8B0000"/>
+                <w:sz w:val="18"/>
+                <w:szCs w:val="18"/>
+              </w:rPr>
+              <w:t>Rotating constantly is operationally unsustainable — we cap total changes so operators can actually follow the schedule.</w:t>
+            </w:r>
+          </w:p>
+          <w:p>
+            <w:pPr>
               <w:spacing w:after="40"/>
             </w:pPr>
             <w:r>
@@ -7283,11 +8166,11 @@
                 <w:rFonts w:ascii="Arial" w:eastAsia="Arial" w:hAnsi="Arial" w:cs="Arial"/>
                 <w:i/>
                 <w:iCs/>
-                <w:color w:val="8B0000"/>
-                <w:sz w:val="18"/>
-                <w:szCs w:val="18"/>
-              </w:rPr>
-              <w:t>Rotating constantly is operationally unsustainable — we cap total changes so operators can actually follow the schedule.</w:t>
+                <w:color w:val="666666"/>
+                <w:sz w:val="16"/>
+                <w:szCs w:val="16"/>
+              </w:rPr>
+              <w:t>e.g., Δ=2: ssh_trap in DMZ wearing HR_workstation can switch on↔off at most twice across H=4 slots; a schedule of 1,1,0,1 uses two changes (on→off at t=3, off→on at t=4)</w:t>
             </w:r>
           </w:p>
           <w:p>
@@ -7436,6 +8319,22 @@
           </w:p>
           <w:p>
             <w:pPr>
+              <w:spacing w:after="4"/>
+            </w:pPr>
+            <w:r>
+              <w:rPr>
+                <w:rFonts w:ascii="Arial" w:eastAsia="Arial" w:hAnsi="Arial" w:cs="Arial"/>
+                <w:i/>
+                <w:iCs/>
+                <w:color w:val="8B0000"/>
+                <w:sz w:val="18"/>
+                <w:szCs w:val="18"/>
+              </w:rPr>
+              <w:t>A patient attacker eventually recognises the honeypot as a honeypot regardless of what identity it wears — the underlying service behaviour gives it away.</w:t>
+            </w:r>
+          </w:p>
+          <w:p>
+            <w:pPr>
               <w:spacing w:after="40"/>
             </w:pPr>
             <w:r>
@@ -7443,11 +8342,11 @@
                 <w:rFonts w:ascii="Arial" w:eastAsia="Arial" w:hAnsi="Arial" w:cs="Arial"/>
                 <w:i/>
                 <w:iCs/>
-                <w:color w:val="8B0000"/>
-                <w:sz w:val="18"/>
-                <w:szCs w:val="18"/>
-              </w:rPr>
-              <w:t>A patient attacker eventually recognises the honeypot as a honeypot regardless of what identity it wears — the underlying service behaviour gives it away.</w:t>
+                <w:color w:val="666666"/>
+                <w:sz w:val="16"/>
+                <w:szCs w:val="16"/>
+              </w:rPr>
+              <w:t>e.g., if ssh_trap active in DMZ for τᵈ=3 consecutive months (t=1,2,3) under any persona, u_{ssh_trap,DMZ,t=4}=1; rotating to a new persona at t=4 does not prevent this — the type signature is already mapped</w:t>
             </w:r>
           </w:p>
           <w:p>
@@ -7628,6 +8527,22 @@
           </w:p>
           <w:p>
             <w:pPr>
+              <w:spacing w:after="4"/>
+            </w:pPr>
+            <w:r>
+              <w:rPr>
+                <w:rFonts w:ascii="Arial" w:eastAsia="Arial" w:hAnsi="Arial" w:cs="Arial"/>
+                <w:i/>
+                <w:iCs/>
+                <w:color w:val="8B0000"/>
+                <w:sz w:val="18"/>
+                <w:szCs w:val="18"/>
+              </w:rPr>
+              <w:t>A patient attacker can simply wait for the gap month when nothing is watching — we close every gap on high-probability paths.</w:t>
+            </w:r>
+          </w:p>
+          <w:p>
+            <w:pPr>
               <w:spacing w:after="40"/>
             </w:pPr>
             <w:r>
@@ -7635,21 +8550,64 @@
                 <w:rFonts w:ascii="Arial" w:eastAsia="Arial" w:hAnsi="Arial" w:cs="Arial"/>
                 <w:i/>
                 <w:iCs/>
-                <w:color w:val="8B0000"/>
-                <w:sz w:val="18"/>
-                <w:szCs w:val="18"/>
-              </w:rPr>
-              <w:t>A patient attacker can simply wait for the gap month when nothing is watching — we close every gap on high-probability paths.</w:t>
-            </w:r>
-          </w:p>
-          <w:p>
-            <w:r>
-              <w:rPr>
-                <w:rFonts w:ascii="Arial" w:eastAsia="Arial" w:hAnsi="Arial" w:cs="Arial"/>
-                <w:sz w:val="18"/>
-                <w:szCs w:val="18"/>
-              </w:rPr>
-              <w:lastRenderedPageBreak/>
+                <w:color w:val="666666"/>
+                <w:sz w:val="16"/>
+                <w:szCs w:val="16"/>
+              </w:rPr>
+              <w:t xml:space="preserve">e.g., ρ_{web→db}=0.30, H=4: path must be covered in </w:t>
+            </w:r>
+            <w:r>
+              <w:rPr>
+                <w:rFonts w:ascii="Cambria Math" w:eastAsia="Arial" w:hAnsi="Cambria Math" w:cs="Cambria Math"/>
+                <w:i/>
+                <w:iCs/>
+                <w:color w:val="666666"/>
+                <w:sz w:val="16"/>
+                <w:szCs w:val="16"/>
+              </w:rPr>
+              <w:t>⌈</w:t>
+            </w:r>
+            <w:r>
+              <w:rPr>
+                <w:rFonts w:ascii="Arial" w:eastAsia="Arial" w:hAnsi="Arial" w:cs="Arial"/>
+                <w:i/>
+                <w:iCs/>
+                <w:color w:val="666666"/>
+                <w:sz w:val="16"/>
+                <w:szCs w:val="16"/>
+              </w:rPr>
+              <w:t>0.30×4</w:t>
+            </w:r>
+            <w:r>
+              <w:rPr>
+                <w:rFonts w:ascii="Cambria Math" w:eastAsia="Arial" w:hAnsi="Cambria Math" w:cs="Cambria Math"/>
+                <w:i/>
+                <w:iCs/>
+                <w:color w:val="666666"/>
+                <w:sz w:val="16"/>
+                <w:szCs w:val="16"/>
+              </w:rPr>
+              <w:t>⌉</w:t>
+            </w:r>
+            <w:r>
+              <w:rPr>
+                <w:rFonts w:ascii="Arial" w:eastAsia="Arial" w:hAnsi="Arial" w:cs="Arial"/>
+                <w:i/>
+                <w:iCs/>
+                <w:color w:val="666666"/>
+                <w:sz w:val="16"/>
+                <w:szCs w:val="16"/>
+              </w:rPr>
+              <w:t>=2 slots; a schedule covering only t=1 fails C10 — an attacker waits for t=2,3,4 and attacks unopposed</w:t>
+            </w:r>
+          </w:p>
+          <w:p>
+            <w:r>
+              <w:rPr>
+                <w:rFonts w:ascii="Arial" w:eastAsia="Arial" w:hAnsi="Arial" w:cs="Arial"/>
+                <w:sz w:val="18"/>
+                <w:szCs w:val="18"/>
+              </w:rPr>
               <w:t>Path persistence: the critical hop h</w:t>
             </w:r>
             <w:r>
@@ -7736,7 +8694,6 @@
                 <w:sz w:val="18"/>
                 <w:szCs w:val="18"/>
               </w:rPr>
-              <w:lastRenderedPageBreak/>
               <w:t>C11</w:t>
             </w:r>
           </w:p>
@@ -7838,6 +8795,22 @@
           </w:p>
           <w:p>
             <w:pPr>
+              <w:spacing w:after="4"/>
+            </w:pPr>
+            <w:r>
+              <w:rPr>
+                <w:rFonts w:ascii="Arial" w:eastAsia="Arial" w:hAnsi="Arial" w:cs="Arial"/>
+                <w:i/>
+                <w:iCs/>
+                <w:color w:val="8B0000"/>
+                <w:sz w:val="18"/>
+                <w:szCs w:val="18"/>
+              </w:rPr>
+              <w:t>When signs of a threat are rising, we rotate faster — the higher the attack probability, the shorter the window before the honeypot must move.</w:t>
+            </w:r>
+          </w:p>
+          <w:p>
+            <w:pPr>
               <w:spacing w:after="40"/>
             </w:pPr>
             <w:r>
@@ -7845,11 +8818,11 @@
                 <w:rFonts w:ascii="Arial" w:eastAsia="Arial" w:hAnsi="Arial" w:cs="Arial"/>
                 <w:i/>
                 <w:iCs/>
-                <w:color w:val="8B0000"/>
-                <w:sz w:val="18"/>
-                <w:szCs w:val="18"/>
-              </w:rPr>
-              <w:t>When signs of a threat are rising, we rotate faster — the higher the attack probability, the shorter the window before the honeypot must move.</w:t>
+                <w:color w:val="666666"/>
+                <w:sz w:val="16"/>
+                <w:szCs w:val="16"/>
+              </w:rPr>
+              <w:t>e.g., ρπ rises 0.30→0.55 at t=2, τᵈ⁰=3: τᵈ tightens from 2.10 to 1.35 — the solver must rotate db_trap Cloud every slot for the remaining horizon rather than every two slots</w:t>
             </w:r>
           </w:p>
           <w:p>
@@ -8062,6 +9035,22 @@
           </w:p>
           <w:p>
             <w:pPr>
+              <w:spacing w:after="4"/>
+            </w:pPr>
+            <w:r>
+              <w:rPr>
+                <w:rFonts w:ascii="Arial" w:eastAsia="Arial" w:hAnsi="Arial" w:cs="Arial"/>
+                <w:i/>
+                <w:iCs/>
+                <w:color w:val="8B0000"/>
+                <w:sz w:val="18"/>
+                <w:szCs w:val="18"/>
+              </w:rPr>
+              <w:t>Two honeypots wearing the same identity in the same place at the same time is a contradiction — an attacker who notices both knows at least one is fake.</w:t>
+            </w:r>
+          </w:p>
+          <w:p>
+            <w:pPr>
               <w:spacing w:after="40"/>
             </w:pPr>
             <w:r>
@@ -8069,11 +9058,11 @@
                 <w:rFonts w:ascii="Arial" w:eastAsia="Arial" w:hAnsi="Arial" w:cs="Arial"/>
                 <w:i/>
                 <w:iCs/>
-                <w:color w:val="8B0000"/>
-                <w:sz w:val="18"/>
-                <w:szCs w:val="18"/>
-              </w:rPr>
-              <w:t>Two honeypots wearing the same identity in the same place at the same time is a contradiction — an attacker who notices both knows at least one is fake.</w:t>
+                <w:color w:val="666666"/>
+                <w:sz w:val="16"/>
+                <w:szCs w:val="16"/>
+              </w:rPr>
+              <w:t>e.g., if ssh_trap (DMZ, t=2) wears HR_workstation, then db_trap (DMZ, t=2) cannot also wear HR_workstation; an attacker seeing two “HR workstations” in the same zone immediately knows at least one is fake</w:t>
             </w:r>
           </w:p>
           <w:p>
@@ -8222,6 +9211,22 @@
           </w:p>
           <w:p>
             <w:pPr>
+              <w:spacing w:after="4"/>
+            </w:pPr>
+            <w:r>
+              <w:rPr>
+                <w:rFonts w:ascii="Arial" w:eastAsia="Arial" w:hAnsi="Arial" w:cs="Arial"/>
+                <w:i/>
+                <w:iCs/>
+                <w:color w:val="8B0000"/>
+                <w:sz w:val="18"/>
+                <w:szCs w:val="18"/>
+              </w:rPr>
+              <w:t>The attacker fingerprints the identity, not just the service — so we change identity before they finish mapping it, forcing them to restart.</w:t>
+            </w:r>
+          </w:p>
+          <w:p>
+            <w:pPr>
               <w:spacing w:after="40"/>
             </w:pPr>
             <w:r>
@@ -8229,11 +9234,33 @@
                 <w:rFonts w:ascii="Arial" w:eastAsia="Arial" w:hAnsi="Arial" w:cs="Arial"/>
                 <w:i/>
                 <w:iCs/>
-                <w:color w:val="8B0000"/>
-                <w:sz w:val="18"/>
-                <w:szCs w:val="18"/>
-              </w:rPr>
-              <w:t>The attacker fingerprints the identity, not just the service — so we change identity before they finish mapping it, forcing them to restart.</w:t>
+                <w:color w:val="666666"/>
+                <w:sz w:val="16"/>
+                <w:szCs w:val="16"/>
+              </w:rPr>
+              <w:t xml:space="preserve">e.g., ssh_trap wears HR_workstation in Internal for τᵈᵖ=2 months (t=1, t=2) </w:t>
+            </w:r>
+            <w:r>
+              <w:rPr>
+                <w:rFonts w:ascii="Cambria Math" w:eastAsia="Arial" w:hAnsi="Cambria Math" w:cs="Cambria Math"/>
+                <w:i/>
+                <w:iCs/>
+                <w:color w:val="666666"/>
+                <w:sz w:val="16"/>
+                <w:szCs w:val="16"/>
+              </w:rPr>
+              <w:t>⇒</w:t>
+            </w:r>
+            <w:r>
+              <w:rPr>
+                <w:rFonts w:ascii="Arial" w:eastAsia="Arial" w:hAnsi="Arial" w:cs="Arial"/>
+                <w:i/>
+                <w:iCs/>
+                <w:color w:val="666666"/>
+                <w:sz w:val="16"/>
+                <w:szCs w:val="16"/>
+              </w:rPr>
+              <w:t xml:space="preserve"> u_{ssh_trap,Internal,t=3,HR}=1; rotating to DevOps_server at t=3 resets u to 0 and restores full credit</w:t>
             </w:r>
           </w:p>
           <w:p>
@@ -8285,7 +9312,7 @@
           <w:left w:w="10" w:type="dxa"/>
           <w:right w:w="10" w:type="dxa"/>
         </w:tblCellMar>
-        <w:tblLook w:val="0000" w:firstRow="0" w:lastRow="0" w:firstColumn="0" w:lastColumn="0" w:noHBand="0" w:noVBand="0"/>
+        <w:tblLook w:val="04A0" w:firstRow="1" w:lastRow="0" w:firstColumn="1" w:lastColumn="0" w:noHBand="0" w:noVBand="1"/>
       </w:tblPr>
       <w:tblGrid>
         <w:gridCol w:w="595"/>
@@ -8329,6 +9356,7 @@
                 <w:sz w:val="15"/>
                 <w:szCs w:val="15"/>
               </w:rPr>
+              <w:lastRenderedPageBreak/>
               <w:t>CHAIN</w:t>
             </w:r>
           </w:p>
@@ -8667,7 +9695,7 @@
           <w:left w:w="10" w:type="dxa"/>
           <w:right w:w="10" w:type="dxa"/>
         </w:tblCellMar>
-        <w:tblLook w:val="0000" w:firstRow="0" w:lastRow="0" w:firstColumn="0" w:lastColumn="0" w:noHBand="0" w:noVBand="0"/>
+        <w:tblLook w:val="04A0" w:firstRow="1" w:lastRow="0" w:firstColumn="1" w:lastColumn="0" w:noHBand="0" w:noVBand="1"/>
       </w:tblPr>
       <w:tblGrid>
         <w:gridCol w:w="396"/>
@@ -8855,7 +9883,7 @@
           <w:left w:w="10" w:type="dxa"/>
           <w:right w:w="10" w:type="dxa"/>
         </w:tblCellMar>
-        <w:tblLook w:val="0000" w:firstRow="0" w:lastRow="0" w:firstColumn="0" w:lastColumn="0" w:noHBand="0" w:noVBand="0"/>
+        <w:tblLook w:val="04A0" w:firstRow="1" w:lastRow="0" w:firstColumn="1" w:lastColumn="0" w:noHBand="0" w:noVBand="1"/>
       </w:tblPr>
       <w:tblGrid>
         <w:gridCol w:w="396"/>
@@ -9040,7 +10068,7 @@
           <w:left w:w="10" w:type="dxa"/>
           <w:right w:w="10" w:type="dxa"/>
         </w:tblCellMar>
-        <w:tblLook w:val="0000" w:firstRow="0" w:lastRow="0" w:firstColumn="0" w:lastColumn="0" w:noHBand="0" w:noVBand="0"/>
+        <w:tblLook w:val="04A0" w:firstRow="1" w:lastRow="0" w:firstColumn="1" w:lastColumn="0" w:noHBand="0" w:noVBand="1"/>
       </w:tblPr>
       <w:tblGrid>
         <w:gridCol w:w="396"/>
@@ -9196,7 +10224,7 @@
           <w:left w:w="10" w:type="dxa"/>
           <w:right w:w="10" w:type="dxa"/>
         </w:tblCellMar>
-        <w:tblLook w:val="0000" w:firstRow="0" w:lastRow="0" w:firstColumn="0" w:lastColumn="0" w:noHBand="0" w:noVBand="0"/>
+        <w:tblLook w:val="04A0" w:firstRow="1" w:lastRow="0" w:firstColumn="1" w:lastColumn="0" w:noHBand="0" w:noVBand="1"/>
       </w:tblPr>
       <w:tblGrid>
         <w:gridCol w:w="396"/>
@@ -9452,7 +10480,14 @@
         <w:rPr>
           <w:rFonts w:ascii="Arial" w:eastAsia="Arial" w:hAnsi="Arial" w:cs="Arial"/>
         </w:rPr>
-        <w:t>. Every credit term is extended by the LLM-adjusted persona prior q</w:t>
+        <w:t xml:space="preserve">. Every credit term is </w:t>
+      </w:r>
+      <w:r>
+        <w:rPr>
+          <w:rFonts w:ascii="Arial" w:eastAsia="Arial" w:hAnsi="Arial" w:cs="Arial"/>
+        </w:rPr>
+        <w:lastRenderedPageBreak/>
+        <w:t>extended by the LLM-adjusted persona prior q</w:t>
       </w:r>
       <w:r>
         <w:rPr>
@@ -9499,7 +10534,7 @@
           <w:left w:w="10" w:type="dxa"/>
           <w:right w:w="10" w:type="dxa"/>
         </w:tblCellMar>
-        <w:tblLook w:val="0000" w:firstRow="0" w:lastRow="0" w:firstColumn="0" w:lastColumn="0" w:noHBand="0" w:noVBand="0"/>
+        <w:tblLook w:val="04A0" w:firstRow="1" w:lastRow="0" w:firstColumn="1" w:lastColumn="0" w:noHBand="0" w:noVBand="1"/>
       </w:tblPr>
       <w:tblGrid>
         <w:gridCol w:w="9360"/>
@@ -10238,7 +11273,6 @@
                 <w:sz w:val="18"/>
                 <w:szCs w:val="18"/>
               </w:rPr>
-              <w:lastRenderedPageBreak/>
               <w:t xml:space="preserve">          goal: detect t</w:t>
             </w:r>
             <w:r>
@@ -10591,7 +11625,7 @@
           <w:left w:w="10" w:type="dxa"/>
           <w:right w:w="10" w:type="dxa"/>
         </w:tblCellMar>
-        <w:tblLook w:val="0000" w:firstRow="0" w:lastRow="0" w:firstColumn="0" w:lastColumn="0" w:noHBand="0" w:noVBand="0"/>
+        <w:tblLook w:val="04A0" w:firstRow="1" w:lastRow="0" w:firstColumn="1" w:lastColumn="0" w:noHBand="0" w:noVBand="1"/>
       </w:tblPr>
       <w:tblGrid>
         <w:gridCol w:w="429"/>
@@ -10762,7 +11796,7 @@
           <w:left w:w="10" w:type="dxa"/>
           <w:right w:w="10" w:type="dxa"/>
         </w:tblCellMar>
-        <w:tblLook w:val="0000" w:firstRow="0" w:lastRow="0" w:firstColumn="0" w:lastColumn="0" w:noHBand="0" w:noVBand="0"/>
+        <w:tblLook w:val="04A0" w:firstRow="1" w:lastRow="0" w:firstColumn="1" w:lastColumn="0" w:noHBand="0" w:noVBand="1"/>
       </w:tblPr>
       <w:tblGrid>
         <w:gridCol w:w="9360"/>
@@ -10892,6 +11926,7 @@
                 <w:sz w:val="18"/>
                 <w:szCs w:val="18"/>
               </w:rPr>
+              <w:lastRenderedPageBreak/>
               <w:t xml:space="preserve">       financially motivated signal </w:t>
             </w:r>
             <w:r>
@@ -11172,7 +12207,7 @@
           <w:left w:w="10" w:type="dxa"/>
           <w:right w:w="10" w:type="dxa"/>
         </w:tblCellMar>
-        <w:tblLook w:val="0000" w:firstRow="0" w:lastRow="0" w:firstColumn="0" w:lastColumn="0" w:noHBand="0" w:noVBand="0"/>
+        <w:tblLook w:val="04A0" w:firstRow="1" w:lastRow="0" w:firstColumn="1" w:lastColumn="0" w:noHBand="0" w:noVBand="1"/>
       </w:tblPr>
       <w:tblGrid>
         <w:gridCol w:w="9360"/>
@@ -11267,7 +12302,6 @@
                 <w:sz w:val="18"/>
                 <w:szCs w:val="18"/>
               </w:rPr>
-              <w:lastRenderedPageBreak/>
               <w:t xml:space="preserve">  web to db (hop 2)  0.30    1.8    3.24    0.40   0.30×1.8×3.24×0.40 = 0.700</w:t>
             </w:r>
           </w:p>
@@ -11467,7 +12501,7 @@
           <w:left w:w="10" w:type="dxa"/>
           <w:right w:w="10" w:type="dxa"/>
         </w:tblCellMar>
-        <w:tblLook w:val="0000" w:firstRow="0" w:lastRow="0" w:firstColumn="0" w:lastColumn="0" w:noHBand="0" w:noVBand="0"/>
+        <w:tblLook w:val="04A0" w:firstRow="1" w:lastRow="0" w:firstColumn="1" w:lastColumn="0" w:noHBand="0" w:noVBand="1"/>
       </w:tblPr>
       <w:tblGrid>
         <w:gridCol w:w="9360"/>
@@ -11581,6 +12615,7 @@
                 <w:sz w:val="18"/>
                 <w:szCs w:val="18"/>
               </w:rPr>
+              <w:lastRenderedPageBreak/>
               <w:t>db_trap     Cloud     HR_workstation      0    0    0    0     C12: Finance_DB already in Cloud t=1–t=2</w:t>
             </w:r>
           </w:p>
@@ -11809,7 +12844,7 @@
           <w:left w:w="10" w:type="dxa"/>
           <w:right w:w="10" w:type="dxa"/>
         </w:tblCellMar>
-        <w:tblLook w:val="0000" w:firstRow="0" w:lastRow="0" w:firstColumn="0" w:lastColumn="0" w:noHBand="0" w:noVBand="0"/>
+        <w:tblLook w:val="04A0" w:firstRow="1" w:lastRow="0" w:firstColumn="1" w:lastColumn="0" w:noHBand="0" w:noVBand="1"/>
       </w:tblPr>
       <w:tblGrid>
         <w:gridCol w:w="537"/>
@@ -11936,7 +12971,7 @@
           <w:left w:w="10" w:type="dxa"/>
           <w:right w:w="10" w:type="dxa"/>
         </w:tblCellMar>
-        <w:tblLook w:val="0000" w:firstRow="0" w:lastRow="0" w:firstColumn="0" w:lastColumn="0" w:noHBand="0" w:noVBand="0"/>
+        <w:tblLook w:val="04A0" w:firstRow="1" w:lastRow="0" w:firstColumn="1" w:lastColumn="0" w:noHBand="0" w:noVBand="1"/>
       </w:tblPr>
       <w:tblGrid>
         <w:gridCol w:w="2600"/>
@@ -12100,6 +13135,9 @@
             </w:r>
           </w:p>
           <w:p>
+            <w:pPr>
+              <w:spacing w:after="4"/>
+            </w:pPr>
             <w:r>
               <w:rPr>
                 <w:rFonts w:ascii="Arial" w:eastAsia="Arial" w:hAnsi="Arial" w:cs="Arial"/>
@@ -12110,6 +13148,19 @@
                 <w:szCs w:val="17"/>
               </w:rPr>
               <w:t>Deploy where attacks actually happen — a honeypot in an attack-free zone is operationally worthless.</w:t>
+            </w:r>
+          </w:p>
+          <w:p>
+            <w:r>
+              <w:rPr>
+                <w:rFonts w:ascii="Arial" w:eastAsia="Arial" w:hAnsi="Arial" w:cs="Arial"/>
+                <w:i/>
+                <w:iCs/>
+                <w:color w:val="666666"/>
+                <w:sz w:val="16"/>
+                <w:szCs w:val="16"/>
+              </w:rPr>
+              <w:t>e.g., Zone 1 (DMZ) sustains 45% of all attacks with 15% of assets — W weights direct the solver there first, not to a low-traffic management subnet</w:t>
             </w:r>
           </w:p>
         </w:tc>
@@ -12214,6 +13265,9 @@
             </w:r>
           </w:p>
           <w:p>
+            <w:pPr>
+              <w:spacing w:after="4"/>
+            </w:pPr>
             <w:r>
               <w:rPr>
                 <w:rFonts w:ascii="Arial" w:eastAsia="Arial" w:hAnsi="Arial" w:cs="Arial"/>
@@ -12224,6 +13278,19 @@
                 <w:szCs w:val="17"/>
               </w:rPr>
               <w:t>An attacker who knows certain ATT&amp;CK techniques go undetected will use exactly those — breadth across the technique matrix closes that gap.</w:t>
+            </w:r>
+          </w:p>
+          <w:p>
+            <w:r>
+              <w:rPr>
+                <w:rFonts w:ascii="Arial" w:eastAsia="Arial" w:hAnsi="Arial" w:cs="Arial"/>
+                <w:i/>
+                <w:iCs/>
+                <w:color w:val="666666"/>
+                <w:sz w:val="16"/>
+                <w:szCs w:val="16"/>
+              </w:rPr>
+              <w:t>e.g., if T1048 (Exfiltration) and T1572 (Protocol Tunneling) are uncovered, an attacker switches to those and exits undetected; L2-tech clauses reward covering each distinct technique</w:t>
             </w:r>
           </w:p>
         </w:tc>
@@ -12312,6 +13379,9 @@
             </w:r>
           </w:p>
           <w:p>
+            <w:pPr>
+              <w:spacing w:after="4"/>
+            </w:pPr>
             <w:r>
               <w:rPr>
                 <w:rFonts w:ascii="Arial" w:eastAsia="Arial" w:hAnsi="Arial" w:cs="Arial"/>
@@ -12322,6 +13392,19 @@
                 <w:szCs w:val="17"/>
               </w:rPr>
               <w:t>An attacker blocked in one tactic family will shift to another — coverage must span families, not just techniques within one.</w:t>
+            </w:r>
+          </w:p>
+          <w:p>
+            <w:r>
+              <w:rPr>
+                <w:rFonts w:ascii="Arial" w:eastAsia="Arial" w:hAnsi="Arial" w:cs="Arial"/>
+                <w:i/>
+                <w:iCs/>
+                <w:color w:val="666666"/>
+                <w:sz w:val="16"/>
+                <w:szCs w:val="16"/>
+              </w:rPr>
+              <w:t>e.g., if all honeypots cover Lateral Movement only, an attacker shifts to Initial Access (T1190, T1133) and enters unmonitored; the 1.2× bonus makes covering a new family always worth a marginal technique repeat</w:t>
             </w:r>
           </w:p>
         </w:tc>
@@ -12410,6 +13493,9 @@
             </w:r>
           </w:p>
           <w:p>
+            <w:pPr>
+              <w:spacing w:after="4"/>
+            </w:pPr>
             <w:r>
               <w:rPr>
                 <w:rFonts w:ascii="Arial" w:eastAsia="Arial" w:hAnsi="Arial" w:cs="Arial"/>
@@ -12420,6 +13506,20 @@
                 <w:szCs w:val="17"/>
               </w:rPr>
               <w:t>Catching the attacker at hop 1 prevents all subsequent damage; catching them at the last hop only records it — prevention is worth 1000× forensics.</w:t>
+            </w:r>
+          </w:p>
+          <w:p>
+            <w:r>
+              <w:rPr>
+                <w:rFonts w:ascii="Arial" w:eastAsia="Arial" w:hAnsi="Arial" w:cs="Arial"/>
+                <w:i/>
+                <w:iCs/>
+                <w:color w:val="666666"/>
+                <w:sz w:val="16"/>
+                <w:szCs w:val="16"/>
+              </w:rPr>
+              <w:lastRenderedPageBreak/>
+              <w:t>e.g., catching the attacker at DMZ hop 1 (web entry) prevents them reaching the Internal DB entirely; catching them at the final DB hop means data is already accessible</w:t>
             </w:r>
           </w:p>
         </w:tc>
@@ -12458,6 +13558,7 @@
                 <w:sz w:val="18"/>
                 <w:szCs w:val="18"/>
               </w:rPr>
+              <w:lastRenderedPageBreak/>
               <w:t>O5 — Forensic Backward</w:t>
             </w:r>
           </w:p>
@@ -12508,6 +13609,9 @@
             </w:r>
           </w:p>
           <w:p>
+            <w:pPr>
+              <w:spacing w:after="4"/>
+            </w:pPr>
             <w:r>
               <w:rPr>
                 <w:rFonts w:ascii="Arial" w:eastAsia="Arial" w:hAnsi="Arial" w:cs="Arial"/>
@@ -12518,6 +13622,19 @@
                 <w:szCs w:val="17"/>
               </w:rPr>
               <w:t>Forensic evidence still has value for attribution and response, but must be explicitly discounted so the solver does not confuse it with prevention.</w:t>
+            </w:r>
+          </w:p>
+          <w:p>
+            <w:r>
+              <w:rPr>
+                <w:rFonts w:ascii="Arial" w:eastAsia="Arial" w:hAnsi="Arial" w:cs="Arial"/>
+                <w:i/>
+                <w:iCs/>
+                <w:color w:val="666666"/>
+                <w:sz w:val="16"/>
+                <w:szCs w:val="16"/>
+              </w:rPr>
+              <w:t>e.g., a db_trap at the final hop catches the attacker post-compromise and logs T1213 for attribution; valuable for incident response but worth 0.7× a prevention trap at the same cost</w:t>
             </w:r>
           </w:p>
         </w:tc>
@@ -12622,6 +13739,9 @@
             </w:r>
           </w:p>
           <w:p>
+            <w:pPr>
+              <w:spacing w:after="4"/>
+            </w:pPr>
             <w:r>
               <w:rPr>
                 <w:rFonts w:ascii="Arial" w:eastAsia="Arial" w:hAnsi="Arial" w:cs="Arial"/>
@@ -12632,6 +13752,19 @@
                 <w:szCs w:val="17"/>
               </w:rPr>
               <w:t>A solver that optimises one path at a time will leave alternative routes open — all paths must be encoded simultaneously.</w:t>
+            </w:r>
+          </w:p>
+          <w:p>
+            <w:r>
+              <w:rPr>
+                <w:rFonts w:ascii="Arial" w:eastAsia="Arial" w:hAnsi="Arial" w:cs="Arial"/>
+                <w:i/>
+                <w:iCs/>
+                <w:color w:val="666666"/>
+                <w:sz w:val="16"/>
+                <w:szCs w:val="16"/>
+              </w:rPr>
+              <w:t>e.g., one ssh_trap in Zone 2 covers hop 2 of three concurrent paths simultaneously, earning 3.6 L3 credit versus 1.7 for greedy — the 2.1× force-multiplier advantage</w:t>
             </w:r>
           </w:p>
         </w:tc>
@@ -12736,6 +13869,9 @@
             </w:r>
           </w:p>
           <w:p>
+            <w:pPr>
+              <w:spacing w:after="4"/>
+            </w:pPr>
             <w:r>
               <w:rPr>
                 <w:rFonts w:ascii="Arial" w:eastAsia="Arial" w:hAnsi="Arial" w:cs="Arial"/>
@@ -12746,6 +13882,19 @@
                 <w:szCs w:val="17"/>
               </w:rPr>
               <w:t>Enterprise networks are partitioned — a placement framework that treats the network as flat cannot enforce zone constraints or model isolation.</w:t>
+            </w:r>
+          </w:p>
+          <w:p>
+            <w:r>
+              <w:rPr>
+                <w:rFonts w:ascii="Arial" w:eastAsia="Arial" w:hAnsi="Arial" w:cs="Arial"/>
+                <w:i/>
+                <w:iCs/>
+                <w:color w:val="666666"/>
+                <w:sz w:val="16"/>
+                <w:szCs w:val="16"/>
+              </w:rPr>
+              <w:t>e.g., scada_trap is valid only in OT (Zone 4); deploying it in DMZ violates C5; per-zone budget B_{OT} = 2,000 caps how much can run there regardless of global budget</w:t>
             </w:r>
           </w:p>
         </w:tc>
@@ -12834,6 +13983,9 @@
             </w:r>
           </w:p>
           <w:p>
+            <w:pPr>
+              <w:spacing w:after="4"/>
+            </w:pPr>
             <w:r>
               <w:rPr>
                 <w:rFonts w:ascii="Arial" w:eastAsia="Arial" w:hAnsi="Arial" w:cs="Arial"/>
@@ -12844,6 +13996,19 @@
                 <w:szCs w:val="17"/>
               </w:rPr>
               <w:t>Hop order matters — the solver must know which deployments prevent versus which only record, and must eliminate temporal gaps on dangerous paths.</w:t>
+            </w:r>
+          </w:p>
+          <w:p>
+            <w:r>
+              <w:rPr>
+                <w:rFonts w:ascii="Arial" w:eastAsia="Arial" w:hAnsi="Arial" w:cs="Arial"/>
+                <w:i/>
+                <w:iCs/>
+                <w:color w:val="666666"/>
+                <w:sz w:val="16"/>
+                <w:szCs w:val="16"/>
+              </w:rPr>
+              <w:t>e.g., without C10, a solver could leave month 3 uncovered on the web→db path (ρ=0.30, H=4 → must cover ≥2 slots); an attacker who knows the rotation waits for month 3</w:t>
             </w:r>
           </w:p>
         </w:tc>
@@ -12948,6 +14113,9 @@
             </w:r>
           </w:p>
           <w:p>
+            <w:pPr>
+              <w:spacing w:after="4"/>
+            </w:pPr>
             <w:r>
               <w:rPr>
                 <w:rFonts w:ascii="Arial" w:eastAsia="Arial" w:hAnsi="Arial" w:cs="Arial"/>
@@ -12958,6 +14126,19 @@
                 <w:szCs w:val="17"/>
               </w:rPr>
               <w:t>Technique and family diversity cannot emerge from path-weight optimisation alone — they require explicit coverage objectives in the solver.</w:t>
+            </w:r>
+          </w:p>
+          <w:p>
+            <w:r>
+              <w:rPr>
+                <w:rFonts w:ascii="Arial" w:eastAsia="Arial" w:hAnsi="Arial" w:cs="Arial"/>
+                <w:i/>
+                <w:iCs/>
+                <w:color w:val="666666"/>
+                <w:sz w:val="16"/>
+                <w:szCs w:val="16"/>
+              </w:rPr>
+              <w:t>e.g., a solver maximising path-weight alone deploys five ssh_traps all covering T1021; L2-tech bonus forces it to add a dns_trap (T1572) and db_trap (T1048) for technique-breadth credit</w:t>
             </w:r>
           </w:p>
         </w:tc>
@@ -13046,6 +14227,9 @@
             </w:r>
           </w:p>
           <w:p>
+            <w:pPr>
+              <w:spacing w:after="4"/>
+            </w:pPr>
             <w:r>
               <w:rPr>
                 <w:rFonts w:ascii="Arial" w:eastAsia="Arial" w:hAnsi="Arial" w:cs="Arial"/>
@@ -13056,6 +14240,19 @@
                 <w:szCs w:val="17"/>
               </w:rPr>
               <w:t>Real deployments face hard spending limits and physical incompatibilities — these must be inviolable constraints, not soft preferences.</w:t>
+            </w:r>
+          </w:p>
+          <w:p>
+            <w:r>
+              <w:rPr>
+                <w:rFonts w:ascii="Arial" w:eastAsia="Arial" w:hAnsi="Arial" w:cs="Arial"/>
+                <w:i/>
+                <w:iCs/>
+                <w:color w:val="666666"/>
+                <w:sz w:val="16"/>
+                <w:szCs w:val="16"/>
+              </w:rPr>
+              <w:t>e.g., without C3, the solver would spend the entire B_{OT} = 2,000 on SCADA traps and leave Internal unmonitored; C4 prevents deploying both generic_trap and dns_trap together</w:t>
             </w:r>
           </w:p>
         </w:tc>
@@ -13144,6 +14341,9 @@
             </w:r>
           </w:p>
           <w:p>
+            <w:pPr>
+              <w:spacing w:after="4"/>
+            </w:pPr>
             <w:r>
               <w:rPr>
                 <w:rFonts w:ascii="Arial" w:eastAsia="Arial" w:hAnsi="Arial" w:cs="Arial"/>
@@ -13153,8 +14353,20 @@
                 <w:sz w:val="17"/>
                 <w:szCs w:val="17"/>
               </w:rPr>
-              <w:lastRenderedPageBreak/>
               <w:t>A heuristic cannot prove it found the best placement — only a complete solver can certify that no better solution exists within the constraints.</w:t>
+            </w:r>
+          </w:p>
+          <w:p>
+            <w:r>
+              <w:rPr>
+                <w:rFonts w:ascii="Arial" w:eastAsia="Arial" w:hAnsi="Arial" w:cs="Arial"/>
+                <w:i/>
+                <w:iCs/>
+                <w:color w:val="666666"/>
+                <w:sz w:val="16"/>
+                <w:szCs w:val="16"/>
+              </w:rPr>
+              <w:t>e.g., Greedy-BiDir scores Q = 53.69 at XLarge; RC2 certifies Q = 71.39 is optimal — no feasible placement within C1–C13 can score higher; a greedy method cannot make this claim</w:t>
             </w:r>
           </w:p>
         </w:tc>
@@ -13193,7 +14405,6 @@
                 <w:sz w:val="18"/>
                 <w:szCs w:val="18"/>
               </w:rPr>
-              <w:lastRenderedPageBreak/>
               <w:t>D6 — Persona / identity</w:t>
             </w:r>
           </w:p>
@@ -13260,6 +14471,9 @@
             </w:r>
           </w:p>
           <w:p>
+            <w:pPr>
+              <w:spacing w:after="4"/>
+            </w:pPr>
             <w:r>
               <w:rPr>
                 <w:rFonts w:ascii="Arial" w:eastAsia="Arial" w:hAnsi="Arial" w:cs="Arial"/>
@@ -13270,6 +14484,20 @@
                 <w:szCs w:val="17"/>
               </w:rPr>
               <w:t>Attackers fingerprint identities, not just services — persona must be a first-class solver variable with hard constraints, not a narrative add-on.</w:t>
+            </w:r>
+          </w:p>
+          <w:p>
+            <w:r>
+              <w:rPr>
+                <w:rFonts w:ascii="Arial" w:eastAsia="Arial" w:hAnsi="Arial" w:cs="Arial"/>
+                <w:i/>
+                <w:iCs/>
+                <w:color w:val="666666"/>
+                <w:sz w:val="16"/>
+                <w:szCs w:val="16"/>
+              </w:rPr>
+              <w:lastRenderedPageBreak/>
+              <w:t>e.g., without C12/C13, the solver could assign HR_workstation to both ssh_trap and db_trap in DMZ at t=2, or keep Finance_DB visible for 6 months — an attacker recognises the duplicate or maps the persistent one</w:t>
             </w:r>
           </w:p>
         </w:tc>
@@ -13314,7 +14542,7 @@
           <w:left w:w="10" w:type="dxa"/>
           <w:right w:w="10" w:type="dxa"/>
         </w:tblCellMar>
-        <w:tblLook w:val="0000" w:firstRow="0" w:lastRow="0" w:firstColumn="0" w:lastColumn="0" w:noHBand="0" w:noVBand="0"/>
+        <w:tblLook w:val="04A0" w:firstRow="1" w:lastRow="0" w:firstColumn="1" w:lastColumn="0" w:noHBand="0" w:noVBand="1"/>
       </w:tblPr>
       <w:tblGrid>
         <w:gridCol w:w="629"/>
@@ -13431,7 +14659,7 @@
                 <w:sz w:val="18"/>
                 <w:szCs w:val="18"/>
               </w:rPr>
-              <w:t xml:space="preserve"> A, giving O(|K|·|A|·|T|·H·|P|) total clauses. Per-zone decomposition contains this growth by partitioning assets into five independent sub-instances solved in parallel.</w:t>
+              <w:t xml:space="preserve"> A, giving O(|K|·|A|·|T|·H·|P|) total clauses. Per-zone decomposition (base paper Section IV-I) contains this growth by partitioning assets into five independent sub-instances solved in parallel.</w:t>
             </w:r>
           </w:p>
           <w:p>
@@ -13470,7 +14698,7 @@
           <w:left w:w="10" w:type="dxa"/>
           <w:right w:w="10" w:type="dxa"/>
         </w:tblCellMar>
-        <w:tblLook w:val="0000" w:firstRow="0" w:lastRow="0" w:firstColumn="0" w:lastColumn="0" w:noHBand="0" w:noVBand="0"/>
+        <w:tblLook w:val="04A0" w:firstRow="1" w:lastRow="0" w:firstColumn="1" w:lastColumn="0" w:noHBand="0" w:noVBand="1"/>
       </w:tblPr>
       <w:tblGrid>
         <w:gridCol w:w="9360"/>
@@ -13766,11 +14994,6 @@
     <w:p>
       <w:pPr>
         <w:spacing w:after="200"/>
-      </w:pPr>
-    </w:p>
-    <w:p>
-      <w:pPr>
-        <w:spacing w:before="60" w:after="100"/>
       </w:pPr>
     </w:p>
     <w:p/>

--- a/publication_paper_v2/TuNguyen_PublicationPaper_MaxSAT_Formulation_Phase3_V1.4.docx
+++ b/publication_paper_v2/TuNguyen_PublicationPaper_MaxSAT_Formulation_Phase3_V1.4.docx
@@ -7,6 +7,7 @@
         <w:spacing w:before="200" w:after="60"/>
         <w:jc w:val="center"/>
       </w:pPr>
+      <w:bookmarkStart w:id="0" w:name="OLE_LINK16"/>
       <w:r>
         <w:rPr>
           <w:rFonts w:ascii="Arial" w:eastAsia="Arial" w:hAnsi="Arial" w:cs="Arial"/>
@@ -35,6 +36,15 @@
         </w:rPr>
         <w:t>Threat-Adaptive Honeypot Placement</w:t>
       </w:r>
+    </w:p>
+    <w:p>
+      <w:pPr>
+        <w:pBdr>
+          <w:bottom w:val="single" w:sz="8" w:space="6" w:color="2E5FA3"/>
+        </w:pBdr>
+        <w:spacing w:after="280"/>
+        <w:jc w:val="center"/>
+      </w:pPr>
     </w:p>
     <w:p>
       <w:pPr>
@@ -687,6 +697,172 @@
       <w:pPr>
         <w:spacing w:after="160"/>
       </w:pPr>
+    </w:p>
+    <w:p>
+      <w:pPr>
+        <w:pStyle w:val="NormalWeb"/>
+        <w:rPr>
+          <w:rFonts w:ascii="Arial" w:hAnsi="Arial" w:cs="Arial"/>
+          <w:color w:val="EE0000"/>
+        </w:rPr>
+      </w:pPr>
+      <w:r>
+        <w:rPr>
+          <w:rStyle w:val="Strong"/>
+          <w:rFonts w:ascii="Arial" w:hAnsi="Arial" w:cs="Arial"/>
+          <w:color w:val="EE0000"/>
+        </w:rPr>
+        <w:t>==== Summary of the changes </w:t>
+      </w:r>
+    </w:p>
+    <w:p>
+      <w:pPr>
+        <w:pStyle w:val="NormalWeb"/>
+        <w:rPr>
+          <w:rFonts w:ascii="Arial" w:hAnsi="Arial" w:cs="Arial"/>
+          <w:color w:val="EE0000"/>
+        </w:rPr>
+      </w:pPr>
+      <w:r>
+        <w:rPr>
+          <w:rFonts w:ascii="Arial" w:hAnsi="Arial" w:cs="Arial"/>
+          <w:color w:val="EE0000"/>
+        </w:rPr>
+        <w:t xml:space="preserve">1. Symbol overloading resolved </w:t>
+      </w:r>
+      <w:r>
+        <w:rPr>
+          <w:rFonts w:ascii="Arial" w:hAnsi="Arial" w:cs="Arial"/>
+          <w:color w:val="EE0000"/>
+        </w:rPr>
+        <w:t>the</w:t>
+      </w:r>
+      <w:r>
+        <w:rPr>
+          <w:rFonts w:ascii="Arial" w:hAnsi="Arial" w:cs="Arial"/>
+          <w:color w:val="EE0000"/>
+        </w:rPr>
+        <w:t xml:space="preserve"> planning horizon is renamed H throughout. The τ family (τᵈ, τᵈᵖ, τᵈ⁰) is reserved exclusively for discovery and rotation thresholds. C10 and C11 now read unambiguously side by side.</w:t>
+      </w:r>
+    </w:p>
+    <w:p>
+      <w:pPr>
+        <w:pStyle w:val="NormalWeb"/>
+        <w:rPr>
+          <w:rFonts w:ascii="Arial" w:hAnsi="Arial" w:cs="Arial"/>
+          <w:color w:val="EE0000"/>
+        </w:rPr>
+      </w:pPr>
+      <w:r>
+        <w:rPr>
+          <w:rFonts w:ascii="Arial" w:hAnsi="Arial" w:cs="Arial"/>
+          <w:color w:val="EE0000"/>
+        </w:rPr>
+        <w:t>2. "Kill chain" removed; attack paths and ATT&amp;CK clarified as distinct G = (π</w:t>
+      </w:r>
+      <w:proofErr w:type="gramStart"/>
+      <w:r>
+        <w:rPr>
+          <w:rFonts w:ascii="Cambria Math" w:hAnsi="Cambria Math" w:cs="Cambria Math"/>
+          <w:color w:val="EE0000"/>
+        </w:rPr>
+        <w:t>₁</w:t>
+      </w:r>
+      <w:r>
+        <w:rPr>
+          <w:rFonts w:ascii="Arial" w:hAnsi="Arial" w:cs="Arial"/>
+          <w:color w:val="EE0000"/>
+        </w:rPr>
+        <w:t>,…</w:t>
+      </w:r>
+      <w:proofErr w:type="gramEnd"/>
+      <w:r>
+        <w:rPr>
+          <w:rFonts w:ascii="Arial" w:hAnsi="Arial" w:cs="Arial"/>
+          <w:color w:val="EE0000"/>
+        </w:rPr>
+        <w:t>,πᴺ) are attack paths supplying hop ordering, path probabilities ρπ, and interception values iv</w:t>
+      </w:r>
+      <w:proofErr w:type="gramStart"/>
+      <w:r>
+        <w:rPr>
+          <w:rFonts w:ascii="Arial" w:hAnsi="Arial" w:cs="Arial"/>
+          <w:color w:val="EE0000"/>
+        </w:rPr>
+        <w:t>π,h</w:t>
+      </w:r>
+      <w:proofErr w:type="gramEnd"/>
+      <w:r>
+        <w:rPr>
+          <w:rFonts w:ascii="Arial" w:hAnsi="Arial" w:cs="Arial"/>
+          <w:color w:val="EE0000"/>
+        </w:rPr>
+        <w:t xml:space="preserve"> — they drive L3/L4 path-weight credits. ATT&amp;CK techniques T supply what the attacker does at each hop — they drive L2-tech and L2-fam coverage credits.</w:t>
+      </w:r>
+    </w:p>
+    <w:p>
+      <w:pPr>
+        <w:pStyle w:val="NormalWeb"/>
+        <w:rPr>
+          <w:rFonts w:ascii="Arial" w:hAnsi="Arial" w:cs="Arial"/>
+          <w:color w:val="EE0000"/>
+        </w:rPr>
+      </w:pPr>
+      <w:r>
+        <w:rPr>
+          <w:rFonts w:ascii="Arial" w:hAnsi="Arial" w:cs="Arial"/>
+          <w:color w:val="EE0000"/>
+        </w:rPr>
+        <w:t xml:space="preserve">3. Scale limitation acknowledged in the complexity section |K|·|Z|·H·|P| is independent of network size — a 50-host and 50,000-host enterprise produce the same primary variable count. The soft-clause database O(|K|·|A|·|T|·H·|P|) is identified as where network size </w:t>
+      </w:r>
+      <w:proofErr w:type="gramStart"/>
+      <w:r>
+        <w:rPr>
+          <w:rFonts w:ascii="Arial" w:hAnsi="Arial" w:cs="Arial"/>
+          <w:color w:val="EE0000"/>
+        </w:rPr>
+        <w:t>actually enters</w:t>
+      </w:r>
+      <w:proofErr w:type="gramEnd"/>
+      <w:r>
+        <w:rPr>
+          <w:rFonts w:ascii="Arial" w:hAnsi="Arial" w:cs="Arial"/>
+          <w:color w:val="EE0000"/>
+        </w:rPr>
+        <w:t>. NP-hardness is re-anchored to the |A|·|T| clause structure rather than the variable count.</w:t>
+      </w:r>
+    </w:p>
+    <w:p>
+      <w:pPr>
+        <w:pStyle w:val="NormalWeb"/>
+        <w:rPr>
+          <w:rFonts w:ascii="Arial" w:hAnsi="Arial" w:cs="Arial"/>
+          <w:color w:val="EE0000"/>
+        </w:rPr>
+      </w:pPr>
+      <w:r>
+        <w:rPr>
+          <w:rFonts w:ascii="Arial" w:hAnsi="Arial" w:cs="Arial"/>
+          <w:color w:val="EE0000"/>
+        </w:rPr>
+        <w:t>4. Philosophy lines and examples added throughout Every parameter, decision variable, constraint, objective, and capability dimension now carries a plain-language philosophy sentence and a concrete numerical example.</w:t>
+      </w:r>
+    </w:p>
+    <w:p>
+      <w:pPr>
+        <w:spacing w:after="160"/>
+        <w:rPr>
+          <w:rFonts w:ascii="Arial" w:hAnsi="Arial" w:cs="Arial"/>
+          <w:color w:val="EE0000"/>
+        </w:rPr>
+      </w:pPr>
+      <w:r>
+        <w:rPr>
+          <w:rFonts w:ascii="Arial" w:hAnsi="Arial" w:cs="Arial"/>
+          <w:color w:val="EE0000"/>
+        </w:rPr>
+        <w:t xml:space="preserve">======= </w:t>
+      </w:r>
     </w:p>
     <w:p>
       <w:pPr>
@@ -1680,7 +1856,6 @@
                 <w:sz w:val="16"/>
                 <w:szCs w:val="16"/>
               </w:rPr>
-              <w:lastRenderedPageBreak/>
               <w:t>Philosophy</w:t>
             </w:r>
           </w:p>
@@ -1817,7 +1992,6 @@
                 <w:sz w:val="18"/>
                 <w:szCs w:val="18"/>
               </w:rPr>
-              <w:lastRenderedPageBreak/>
               <w:t>I</w:t>
             </w:r>
             <w:r>
@@ -2622,6 +2796,7 @@
                 <w:sz w:val="17"/>
                 <w:szCs w:val="17"/>
               </w:rPr>
+              <w:lastRenderedPageBreak/>
               <w:t>Hard budget ceilings — the solver must find the best placement that fits, not the best that would be nice to afford.</w:t>
             </w:r>
           </w:p>
@@ -2720,6 +2895,7 @@
                 <w:sz w:val="18"/>
                 <w:szCs w:val="18"/>
               </w:rPr>
+              <w:lastRenderedPageBreak/>
               <w:t>w, cost</w:t>
             </w:r>
           </w:p>
@@ -3142,7 +3318,7 @@
               </w:rPr>
               <w:t xml:space="preserve">e.g., |P| = 4 covers the main attacker target </w:t>
             </w:r>
-            <w:bookmarkStart w:id="0" w:name="OLE_LINK13"/>
+            <w:bookmarkStart w:id="1" w:name="OLE_LINK13"/>
             <w:r>
               <w:rPr>
                 <w:rFonts w:ascii="Arial" w:eastAsia="Arial" w:hAnsi="Arial" w:cs="Arial"/>
@@ -3154,7 +3330,7 @@
               </w:rPr>
               <w:t xml:space="preserve">archetypes </w:t>
             </w:r>
-            <w:bookmarkEnd w:id="0"/>
+            <w:bookmarkEnd w:id="1"/>
             <w:r>
               <w:rPr>
                 <w:rFonts w:ascii="Arial" w:eastAsia="Arial" w:hAnsi="Arial" w:cs="Arial"/>
@@ -3515,7 +3691,6 @@
                 <w:sz w:val="18"/>
                 <w:szCs w:val="18"/>
               </w:rPr>
-              <w:lastRenderedPageBreak/>
               <w:t xml:space="preserve">H </w:t>
             </w:r>
             <w:r>
@@ -4407,6 +4582,7 @@
                 <w:sz w:val="16"/>
                 <w:szCs w:val="16"/>
               </w:rPr>
+              <w:lastRenderedPageBreak/>
               <w:t xml:space="preserve">e.g., Δ = 2 — </w:t>
             </w:r>
             <w:proofErr w:type="spellStart"/>
@@ -4540,6 +4716,7 @@
                 <w:sz w:val="18"/>
                 <w:szCs w:val="18"/>
               </w:rPr>
+              <w:lastRenderedPageBreak/>
               <w:t>Δ</w:t>
             </w:r>
             <w:r>
@@ -5457,7 +5634,6 @@
                 <w:sz w:val="17"/>
                 <w:szCs w:val="17"/>
               </w:rPr>
-              <w:lastRenderedPageBreak/>
               <w:t>The four-index primary decision — committing to a type, zone, slot, and identity simultaneously is the only way to earn any credit.</w:t>
             </w:r>
           </w:p>
@@ -5571,7 +5747,6 @@
                 <w:sz w:val="18"/>
                 <w:szCs w:val="18"/>
               </w:rPr>
-              <w:lastRenderedPageBreak/>
               <w:t>xᵢ,t</w:t>
             </w:r>
             <w:proofErr w:type="spellEnd"/>
@@ -6623,6 +6798,7 @@
                 <w:sz w:val="16"/>
                 <w:szCs w:val="16"/>
               </w:rPr>
+              <w:lastRenderedPageBreak/>
               <w:t>e.g., c</w:t>
             </w:r>
             <w:proofErr w:type="gramStart"/>
@@ -6817,6 +6993,7 @@
                 <w:sz w:val="18"/>
                 <w:szCs w:val="18"/>
               </w:rPr>
+              <w:lastRenderedPageBreak/>
               <w:t>p</w:t>
             </w:r>
             <w:proofErr w:type="gramStart"/>
@@ -7645,7 +7822,6 @@
                 <w:sz w:val="18"/>
                 <w:szCs w:val="18"/>
               </w:rPr>
-              <w:lastRenderedPageBreak/>
               <w:t>W</w:t>
             </w:r>
             <w:r>
@@ -8331,6 +8507,7 @@
                 <w:sz w:val="18"/>
                 <w:szCs w:val="18"/>
               </w:rPr>
+              <w:lastRenderedPageBreak/>
               <w:t>C1</w:t>
             </w:r>
           </w:p>
@@ -9872,7 +10049,6 @@
                 <w:sz w:val="16"/>
                 <w:szCs w:val="16"/>
               </w:rPr>
-              <w:lastRenderedPageBreak/>
               <w:t>e.g., (</w:t>
             </w:r>
             <w:proofErr w:type="spellStart"/>
@@ -10091,7 +10267,6 @@
                 <w:sz w:val="18"/>
                 <w:szCs w:val="18"/>
               </w:rPr>
-              <w:lastRenderedPageBreak/>
               <w:t>C5</w:t>
             </w:r>
           </w:p>
@@ -11157,6 +11332,7 @@
                 <w:sz w:val="16"/>
                 <w:szCs w:val="16"/>
               </w:rPr>
+              <w:lastRenderedPageBreak/>
               <w:t>e.g., p_{web→db,hop2,t=2}=1 requires some c_{T1021,internal_asset,t=2}=1, which requires x_{</w:t>
             </w:r>
             <w:proofErr w:type="spellStart"/>
@@ -11253,6 +11429,7 @@
                 <w:sz w:val="18"/>
                 <w:szCs w:val="18"/>
               </w:rPr>
+              <w:lastRenderedPageBreak/>
               <w:t>C7</w:t>
             </w:r>
           </w:p>
@@ -12179,7 +12356,7 @@
               </w:rPr>
               <w:t xml:space="preserve"> bounds total state changes per (type, zone, persona) triple across the planning horizon T̄ to prevent operational </w:t>
             </w:r>
-            <w:bookmarkStart w:id="1" w:name="OLE_LINK14"/>
+            <w:bookmarkStart w:id="2" w:name="OLE_LINK14"/>
             <w:r>
               <w:rPr>
                 <w:rFonts w:ascii="Arial" w:eastAsia="Arial" w:hAnsi="Arial" w:cs="Arial"/>
@@ -12188,7 +12365,7 @@
               </w:rPr>
               <w:t>thrashing</w:t>
             </w:r>
-            <w:bookmarkEnd w:id="1"/>
+            <w:bookmarkEnd w:id="2"/>
           </w:p>
         </w:tc>
       </w:tr>
@@ -12225,7 +12402,6 @@
                 <w:sz w:val="18"/>
                 <w:szCs w:val="18"/>
               </w:rPr>
-              <w:lastRenderedPageBreak/>
               <w:t>C9</w:t>
             </w:r>
           </w:p>
@@ -12920,7 +13096,7 @@
               </w:rPr>
               <w:t xml:space="preserve">=2 slots; a schedule covering only t=1 fails C10 — an attacker waits for t=2,3,4 and attacks </w:t>
             </w:r>
-            <w:bookmarkStart w:id="2" w:name="OLE_LINK15"/>
+            <w:bookmarkStart w:id="3" w:name="OLE_LINK15"/>
             <w:r>
               <w:rPr>
                 <w:rFonts w:ascii="Arial" w:eastAsia="Arial" w:hAnsi="Arial" w:cs="Arial"/>
@@ -12932,7 +13108,7 @@
               </w:rPr>
               <w:t>unopposed</w:t>
             </w:r>
-            <w:bookmarkEnd w:id="2"/>
+            <w:bookmarkEnd w:id="3"/>
           </w:p>
           <w:p>
             <w:r>
@@ -13255,6 +13431,7 @@
                 <w:sz w:val="18"/>
                 <w:szCs w:val="18"/>
               </w:rPr>
+              <w:lastRenderedPageBreak/>
               <w:t>C12</w:t>
             </w:r>
           </w:p>
@@ -15296,6 +15473,7 @@
                 <w:sz w:val="18"/>
                 <w:szCs w:val="18"/>
               </w:rPr>
+              <w:lastRenderedPageBreak/>
               <w:t xml:space="preserve">If </w:t>
             </w:r>
             <w:proofErr w:type="spellStart"/>
@@ -15934,7 +16112,6 @@
                 <w:sz w:val="18"/>
                 <w:szCs w:val="18"/>
               </w:rPr>
-              <w:lastRenderedPageBreak/>
               <w:t>L4:      w</w:t>
             </w:r>
             <w:r>
@@ -18067,6 +18244,7 @@
                 <w:sz w:val="18"/>
                 <w:szCs w:val="18"/>
               </w:rPr>
+              <w:lastRenderedPageBreak/>
               <w:t>q</w:t>
             </w:r>
             <w:r>
@@ -18774,7 +18952,6 @@
                 <w:sz w:val="18"/>
                 <w:szCs w:val="18"/>
               </w:rPr>
-              <w:lastRenderedPageBreak/>
               <w:t xml:space="preserve">  7. if Δ &gt; 0: deploy x′*, log </w:t>
             </w:r>
             <w:r>
@@ -19336,6 +19513,7 @@
                 <w:sz w:val="18"/>
                 <w:szCs w:val="18"/>
               </w:rPr>
+              <w:lastRenderedPageBreak/>
               <w:t xml:space="preserve">  RC2-vs-Greedy ratio ≈2.1× preserved at default q</w:t>
             </w:r>
             <w:r>
@@ -20022,7 +20200,6 @@
                 <w:sz w:val="18"/>
                 <w:szCs w:val="18"/>
               </w:rPr>
-              <w:lastRenderedPageBreak/>
               <w:t xml:space="preserve">  Algorithm 1: q_{</w:t>
             </w:r>
             <w:proofErr w:type="spellStart"/>
@@ -20701,6 +20878,7 @@
                 <w:sz w:val="18"/>
                 <w:szCs w:val="18"/>
               </w:rPr>
+              <w:lastRenderedPageBreak/>
               <w:t>O1 — Detection Efficiency</w:t>
             </w:r>
           </w:p>
@@ -21293,7 +21471,6 @@
                 <w:sz w:val="18"/>
                 <w:szCs w:val="18"/>
               </w:rPr>
-              <w:lastRenderedPageBreak/>
               <w:t>O5 — Forensic Backward</w:t>
             </w:r>
           </w:p>
@@ -22104,6 +22281,7 @@
                 <w:sz w:val="16"/>
                 <w:szCs w:val="16"/>
               </w:rPr>
+              <w:lastRenderedPageBreak/>
               <w:t>Philosophy</w:t>
             </w:r>
           </w:p>
@@ -22288,6 +22466,7 @@
                 <w:sz w:val="18"/>
                 <w:szCs w:val="18"/>
               </w:rPr>
+              <w:lastRenderedPageBreak/>
               <w:t>D4 — Budget + conflicts</w:t>
             </w:r>
           </w:p>
@@ -22862,7 +23041,6 @@
           <w:sz w:val="28"/>
           <w:szCs w:val="28"/>
         </w:rPr>
-        <w:lastRenderedPageBreak/>
         <w:t>I. Complexity</w:t>
       </w:r>
     </w:p>
@@ -23310,6 +23488,7 @@
                 <w:sz w:val="18"/>
                 <w:szCs w:val="18"/>
               </w:rPr>
+              <w:lastRenderedPageBreak/>
               <w:t xml:space="preserve">                    Practical hardness scales with clause database, not variable count.</w:t>
             </w:r>
           </w:p>
@@ -23565,6 +23744,7 @@
         <w:spacing w:after="200"/>
       </w:pPr>
     </w:p>
+    <w:bookmarkEnd w:id="0"/>
     <w:p/>
     <w:sectPr>
       <w:pgSz w:w="12240" w:h="15840"/>

--- a/publication_paper_v2/TuNguyen_PublicationPaper_MaxSAT_Formulation_Phase3_V1.4.docx
+++ b/publication_paper_v2/TuNguyen_PublicationPaper_MaxSAT_Formulation_Phase3_V1.4.docx
@@ -1185,6 +1185,48 @@
     </w:p>
     <w:p>
       <w:pPr>
+        <w:spacing w:after="120"/>
+      </w:pPr>
+      <w:r>
+        <w:drawing>
+          <wp:inline distT="0" distB="0" distL="0" distR="0" wp14:anchorId="4A083181" wp14:editId="423AE72C">
+            <wp:extent cx="6400800" cy="6047105"/>
+            <wp:effectExtent l="0" t="0" r="0" b="0"/>
+            <wp:docPr id="762032785" name="Picture 1"/>
+            <wp:cNvGraphicFramePr>
+              <a:graphicFrameLocks xmlns:a="http://schemas.openxmlformats.org/drawingml/2006/main" noChangeAspect="1"/>
+            </wp:cNvGraphicFramePr>
+            <a:graphic xmlns:a="http://schemas.openxmlformats.org/drawingml/2006/main">
+              <a:graphicData uri="http://schemas.openxmlformats.org/drawingml/2006/picture">
+                <pic:pic xmlns:pic="http://schemas.openxmlformats.org/drawingml/2006/picture">
+                  <pic:nvPicPr>
+                    <pic:cNvPr id="762032785" name=""/>
+                    <pic:cNvPicPr/>
+                  </pic:nvPicPr>
+                  <pic:blipFill>
+                    <a:blip r:embed="rId7"/>
+                    <a:stretch>
+                      <a:fillRect/>
+                    </a:stretch>
+                  </pic:blipFill>
+                  <pic:spPr>
+                    <a:xfrm>
+                      <a:off x="0" y="0"/>
+                      <a:ext cx="6400800" cy="6047105"/>
+                    </a:xfrm>
+                    <a:prstGeom prst="rect">
+                      <a:avLst/>
+                    </a:prstGeom>
+                  </pic:spPr>
+                </pic:pic>
+              </a:graphicData>
+            </a:graphic>
+          </wp:inline>
+        </w:drawing>
+      </w:r>
+    </w:p>
+    <w:p>
+      <w:pPr>
         <w:pStyle w:val="Heading2"/>
       </w:pPr>
       <w:r>
@@ -1327,6 +1369,7 @@
                 <w:sz w:val="18"/>
                 <w:szCs w:val="18"/>
               </w:rPr>
+              <w:lastRenderedPageBreak/>
               <w:t>K, T, A, Z</w:t>
             </w:r>
           </w:p>
@@ -2796,7 +2839,6 @@
                 <w:sz w:val="17"/>
                 <w:szCs w:val="17"/>
               </w:rPr>
-              <w:lastRenderedPageBreak/>
               <w:t>Hard budget ceilings — the solver must find the best placement that fits, not the best that would be nice to afford.</w:t>
             </w:r>
           </w:p>
@@ -2895,7 +2937,6 @@
                 <w:sz w:val="18"/>
                 <w:szCs w:val="18"/>
               </w:rPr>
-              <w:lastRenderedPageBreak/>
               <w:t>w, cost</w:t>
             </w:r>
           </w:p>
@@ -3287,6 +3328,7 @@
                 <w:sz w:val="16"/>
                 <w:szCs w:val="16"/>
               </w:rPr>
+              <w:lastRenderedPageBreak/>
               <w:t>Philosophy</w:t>
             </w:r>
           </w:p>
@@ -3377,6 +3419,7 @@
                 <w:sz w:val="18"/>
                 <w:szCs w:val="18"/>
               </w:rPr>
+              <w:lastRenderedPageBreak/>
               <w:t>GKᵢ,</w:t>
             </w:r>
             <w:r>
@@ -4582,7 +4625,6 @@
                 <w:sz w:val="16"/>
                 <w:szCs w:val="16"/>
               </w:rPr>
-              <w:lastRenderedPageBreak/>
               <w:t xml:space="preserve">e.g., Δ = 2 — </w:t>
             </w:r>
             <w:proofErr w:type="spellStart"/>
@@ -4716,7 +4758,6 @@
                 <w:sz w:val="18"/>
                 <w:szCs w:val="18"/>
               </w:rPr>
-              <w:lastRenderedPageBreak/>
               <w:t>Δ</w:t>
             </w:r>
             <w:r>
@@ -5287,6 +5328,7 @@
                 <w:sz w:val="16"/>
                 <w:szCs w:val="16"/>
               </w:rPr>
+              <w:lastRenderedPageBreak/>
               <w:t>e.g., ρ</w:t>
             </w:r>
             <w:r>
@@ -6798,7 +6840,6 @@
                 <w:sz w:val="16"/>
                 <w:szCs w:val="16"/>
               </w:rPr>
-              <w:lastRenderedPageBreak/>
               <w:t>e.g., c</w:t>
             </w:r>
             <w:proofErr w:type="gramStart"/>
@@ -6993,7 +7034,6 @@
                 <w:sz w:val="18"/>
                 <w:szCs w:val="18"/>
               </w:rPr>
-              <w:lastRenderedPageBreak/>
               <w:t>p</w:t>
             </w:r>
             <w:proofErr w:type="gramStart"/>
@@ -7603,6 +7643,7 @@
           <w:sz w:val="28"/>
           <w:szCs w:val="28"/>
         </w:rPr>
+        <w:lastRenderedPageBreak/>
         <w:t xml:space="preserve">C. Derived Weights </w:t>
       </w:r>
     </w:p>
@@ -8507,7 +8548,6 @@
                 <w:sz w:val="18"/>
                 <w:szCs w:val="18"/>
               </w:rPr>
-              <w:lastRenderedPageBreak/>
               <w:t>C1</w:t>
             </w:r>
           </w:p>
@@ -9679,6 +9719,7 @@
                 <w:sz w:val="16"/>
                 <w:szCs w:val="16"/>
               </w:rPr>
+              <w:lastRenderedPageBreak/>
               <w:t xml:space="preserve">e.g., B_{OT} = 2,000 — even if the global budget has headroom, the solver cannot add a second </w:t>
             </w:r>
             <w:proofErr w:type="spellStart"/>
@@ -9771,6 +9812,7 @@
                 <w:sz w:val="18"/>
                 <w:szCs w:val="18"/>
               </w:rPr>
+              <w:lastRenderedPageBreak/>
               <w:t>C4</w:t>
             </w:r>
           </w:p>
@@ -11332,7 +11374,6 @@
                 <w:sz w:val="16"/>
                 <w:szCs w:val="16"/>
               </w:rPr>
-              <w:lastRenderedPageBreak/>
               <w:t>e.g., p_{web→db,hop2,t=2}=1 requires some c_{T1021,internal_asset,t=2}=1, which requires x_{</w:t>
             </w:r>
             <w:proofErr w:type="spellStart"/>
@@ -11429,7 +11470,6 @@
                 <w:sz w:val="18"/>
                 <w:szCs w:val="18"/>
               </w:rPr>
-              <w:lastRenderedPageBreak/>
               <w:t>C7</w:t>
             </w:r>
           </w:p>
@@ -11948,6 +11988,7 @@
                 <w:sz w:val="18"/>
                 <w:szCs w:val="18"/>
               </w:rPr>
+              <w:lastRenderedPageBreak/>
               <w:t>C8</w:t>
             </w:r>
           </w:p>
@@ -13431,7 +13472,6 @@
                 <w:sz w:val="18"/>
                 <w:szCs w:val="18"/>
               </w:rPr>
-              <w:lastRenderedPageBreak/>
               <w:t>C12</w:t>
             </w:r>
           </w:p>
@@ -14424,6 +14464,7 @@
                 <w:sz w:val="15"/>
                 <w:szCs w:val="15"/>
               </w:rPr>
+              <w:lastRenderedPageBreak/>
               <w:t>CHAIN</w:t>
             </w:r>
           </w:p>
@@ -15473,7 +15514,6 @@
                 <w:sz w:val="18"/>
                 <w:szCs w:val="18"/>
               </w:rPr>
-              <w:lastRenderedPageBreak/>
               <w:t xml:space="preserve">If </w:t>
             </w:r>
             <w:proofErr w:type="spellStart"/>
@@ -16014,7 +16054,14 @@
         <w:rPr>
           <w:rFonts w:ascii="Arial" w:eastAsia="Arial" w:hAnsi="Arial" w:cs="Arial"/>
         </w:rPr>
-        <w:t>. Every credit term is extended by the LLM-adjusted persona prior q</w:t>
+        <w:t xml:space="preserve">. Every credit term is </w:t>
+      </w:r>
+      <w:r>
+        <w:rPr>
+          <w:rFonts w:ascii="Arial" w:eastAsia="Arial" w:hAnsi="Arial" w:cs="Arial"/>
+        </w:rPr>
+        <w:lastRenderedPageBreak/>
+        <w:t>extended by the LLM-adjusted persona prior q</w:t>
       </w:r>
       <w:r>
         <w:rPr>
@@ -18244,7 +18291,6 @@
                 <w:sz w:val="18"/>
                 <w:szCs w:val="18"/>
               </w:rPr>
-              <w:lastRenderedPageBreak/>
               <w:t>q</w:t>
             </w:r>
             <w:r>
@@ -18660,6 +18706,7 @@
                 <w:sz w:val="18"/>
                 <w:szCs w:val="18"/>
               </w:rPr>
+              <w:lastRenderedPageBreak/>
               <w:t xml:space="preserve">       financially motivated signal </w:t>
             </w:r>
             <w:r>
@@ -19513,7 +19560,6 @@
                 <w:sz w:val="18"/>
                 <w:szCs w:val="18"/>
               </w:rPr>
-              <w:lastRenderedPageBreak/>
               <w:t xml:space="preserve">  RC2-vs-Greedy ratio ≈2.1× preserved at default q</w:t>
             </w:r>
             <w:r>
@@ -19963,6 +20009,7 @@
                 <w:sz w:val="18"/>
                 <w:szCs w:val="18"/>
               </w:rPr>
+              <w:lastRenderedPageBreak/>
               <w:t>db_trap</w:t>
             </w:r>
             <w:proofErr w:type="spellEnd"/>
@@ -20765,6 +20812,125 @@
         <w:spacing w:after="100"/>
       </w:pPr>
     </w:p>
+    <w:p>
+      <w:pPr>
+        <w:autoSpaceDE w:val="0"/>
+        <w:autoSpaceDN w:val="0"/>
+        <w:adjustRightInd w:val="0"/>
+        <w:spacing w:after="240"/>
+        <w:rPr>
+          <w:rFonts w:ascii="Times-Roman" w:eastAsiaTheme="minorHAnsi" w:hAnsi="Times-Roman" w:cs="Times-Roman"/>
+          <w:color w:val="EE0000"/>
+          <w14:ligatures w14:val="standardContextual"/>
+        </w:rPr>
+      </w:pPr>
+      <w:r>
+        <w:rPr>
+          <w:rFonts w:ascii="Times-Roman" w:eastAsiaTheme="minorHAnsi" w:hAnsi="Times-Roman" w:cs="Times-Roman"/>
+          <w:color w:val="EE0000"/>
+          <w14:ligatures w14:val="standardContextual"/>
+        </w:rPr>
+        <w:t xml:space="preserve">Suppose the solver has perfect D2 coverage: every attack path is covered in every month. It achieves this by deploying five </w:t>
+      </w:r>
+      <w:proofErr w:type="spellStart"/>
+      <w:r>
+        <w:rPr>
+          <w:rFonts w:ascii="Times-Roman" w:eastAsiaTheme="minorHAnsi" w:hAnsi="Times-Roman" w:cs="Times-Roman"/>
+          <w:color w:val="EE0000"/>
+          <w14:ligatures w14:val="standardContextual"/>
+        </w:rPr>
+        <w:t>ssh_traps</w:t>
+      </w:r>
+      <w:proofErr w:type="spellEnd"/>
+      <w:r>
+        <w:rPr>
+          <w:rFonts w:ascii="Times-Roman" w:eastAsiaTheme="minorHAnsi" w:hAnsi="Times-Roman" w:cs="Times-Roman"/>
+          <w:color w:val="EE0000"/>
+          <w14:ligatures w14:val="standardContextual"/>
+        </w:rPr>
+        <w:t xml:space="preserve"> across the network at different time slots. All five cover T1021 (lateral movement via SSH). No path has a temporal gap. D2 is satisfied perfectly.</w:t>
+      </w:r>
+    </w:p>
+    <w:p>
+      <w:pPr>
+        <w:autoSpaceDE w:val="0"/>
+        <w:autoSpaceDN w:val="0"/>
+        <w:adjustRightInd w:val="0"/>
+        <w:spacing w:after="240"/>
+        <w:rPr>
+          <w:rFonts w:ascii="Times-Roman" w:eastAsiaTheme="minorHAnsi" w:hAnsi="Times-Roman" w:cs="Times-Roman"/>
+          <w:color w:val="EE0000"/>
+          <w14:ligatures w14:val="standardContextual"/>
+        </w:rPr>
+      </w:pPr>
+      <w:r>
+        <w:rPr>
+          <w:rFonts w:ascii="Times-Roman" w:eastAsiaTheme="minorHAnsi" w:hAnsi="Times-Roman" w:cs="Times-Roman"/>
+          <w:color w:val="EE0000"/>
+          <w14:ligatures w14:val="standardContextual"/>
+        </w:rPr>
+        <w:t xml:space="preserve">Now the attacker shifts tactics. Instead of moving laterally via SSH, they exfiltrate data via T1048 — disguised HTTPS traffic — from a compromised internal machine. No </w:t>
+      </w:r>
+      <w:proofErr w:type="spellStart"/>
+      <w:r>
+        <w:rPr>
+          <w:rFonts w:ascii="Times-Roman" w:eastAsiaTheme="minorHAnsi" w:hAnsi="Times-Roman" w:cs="Times-Roman"/>
+          <w:color w:val="EE0000"/>
+          <w14:ligatures w14:val="standardContextual"/>
+        </w:rPr>
+        <w:t>ssh_trap</w:t>
+      </w:r>
+      <w:proofErr w:type="spellEnd"/>
+      <w:r>
+        <w:rPr>
+          <w:rFonts w:ascii="Times-Roman" w:eastAsiaTheme="minorHAnsi" w:hAnsi="Times-Roman" w:cs="Times-Roman"/>
+          <w:color w:val="EE0000"/>
+          <w14:ligatures w14:val="standardContextual"/>
+        </w:rPr>
+        <w:t xml:space="preserve"> covers T1048. The attacker walks out with the data completely undetected despite perfect temporal coverage.</w:t>
+      </w:r>
+    </w:p>
+    <w:p>
+      <w:pPr>
+        <w:spacing w:after="100"/>
+        <w:rPr>
+          <w:rFonts w:ascii="Times-Roman" w:eastAsiaTheme="minorHAnsi" w:hAnsi="Times-Roman" w:cs="Times-Roman"/>
+          <w:color w:val="EE0000"/>
+          <w14:ligatures w14:val="standardContextual"/>
+        </w:rPr>
+      </w:pPr>
+      <w:r>
+        <w:rPr>
+          <w:rFonts w:ascii="Times-Roman" w:eastAsiaTheme="minorHAnsi" w:hAnsi="Times-Roman" w:cs="Times-Roman"/>
+          <w:color w:val="EE0000"/>
+          <w14:ligatures w14:val="standardContextual"/>
+        </w:rPr>
+        <w:t xml:space="preserve">D3 (ATT&amp;CK objectives) exists specifically to prevent this. The L2-tech bonus rewards the solver for covering T1048 with a </w:t>
+      </w:r>
+      <w:proofErr w:type="spellStart"/>
+      <w:r>
+        <w:rPr>
+          <w:rFonts w:ascii="Times-Roman" w:eastAsiaTheme="minorHAnsi" w:hAnsi="Times-Roman" w:cs="Times-Roman"/>
+          <w:color w:val="EE0000"/>
+          <w14:ligatures w14:val="standardContextual"/>
+        </w:rPr>
+        <w:t>db_trap</w:t>
+      </w:r>
+      <w:proofErr w:type="spellEnd"/>
+      <w:r>
+        <w:rPr>
+          <w:rFonts w:ascii="Times-Roman" w:eastAsiaTheme="minorHAnsi" w:hAnsi="Times-Roman" w:cs="Times-Roman"/>
+          <w:color w:val="EE0000"/>
+          <w14:ligatures w14:val="standardContextual"/>
+        </w:rPr>
+        <w:t xml:space="preserve"> even if T1048 is not on any of the primary attack paths. Without D3, there is no incentive to cover it.</w:t>
+      </w:r>
+    </w:p>
+    <w:p>
+      <w:pPr>
+        <w:spacing w:after="100"/>
+      </w:pPr>
+    </w:p>
     <w:tbl>
       <w:tblPr>
         <w:tblW w:w="9360" w:type="dxa"/>
@@ -20878,7 +21044,6 @@
                 <w:sz w:val="18"/>
                 <w:szCs w:val="18"/>
               </w:rPr>
-              <w:lastRenderedPageBreak/>
               <w:t>O1 — Detection Efficiency</w:t>
             </w:r>
           </w:p>
@@ -21095,6 +21260,7 @@
                 <w:sz w:val="18"/>
                 <w:szCs w:val="18"/>
               </w:rPr>
+              <w:lastRenderedPageBreak/>
               <w:t>O2 — Technique Coverage</w:t>
             </w:r>
           </w:p>
@@ -22281,7 +22447,6 @@
                 <w:sz w:val="16"/>
                 <w:szCs w:val="16"/>
               </w:rPr>
-              <w:lastRenderedPageBreak/>
               <w:t>Philosophy</w:t>
             </w:r>
           </w:p>
@@ -23266,6 +23431,71 @@
         <w:spacing w:after="100"/>
       </w:pPr>
     </w:p>
+    <w:p>
+      <w:pPr>
+        <w:autoSpaceDE w:val="0"/>
+        <w:autoSpaceDN w:val="0"/>
+        <w:adjustRightInd w:val="0"/>
+        <w:spacing w:after="240"/>
+        <w:rPr>
+          <w:rFonts w:ascii="Times-Roman" w:eastAsiaTheme="minorHAnsi" w:hAnsi="Times-Roman" w:cs="Times-Roman"/>
+          <w:color w:val="EE0000"/>
+          <w14:ligatures w14:val="standardContextual"/>
+        </w:rPr>
+      </w:pPr>
+      <w:r>
+        <w:rPr>
+          <w:rFonts w:ascii="Times-Roman" w:eastAsiaTheme="minorHAnsi" w:hAnsi="Times-Roman" w:cs="Times-Roman"/>
+          <w:color w:val="EE0000"/>
+          <w14:ligatures w14:val="standardContextual"/>
+        </w:rPr>
+        <w:t xml:space="preserve">The hard part is the clause database. Consider the detection clauses. For every combination of (honeypot type, asset, ATT&amp;CK technique, month, persona) there is a clause asking: does this honeypot, in this zone, this month, wearing this identity, detect this technique against this asset? At </w:t>
+      </w:r>
+      <w:proofErr w:type="spellStart"/>
+      <w:r>
+        <w:rPr>
+          <w:rFonts w:ascii="Times-Roman" w:eastAsiaTheme="minorHAnsi" w:hAnsi="Times-Roman" w:cs="Times-Roman"/>
+          <w:color w:val="EE0000"/>
+          <w14:ligatures w14:val="standardContextual"/>
+        </w:rPr>
+        <w:t>XLarge</w:t>
+      </w:r>
+      <w:proofErr w:type="spellEnd"/>
+      <w:r>
+        <w:rPr>
+          <w:rFonts w:ascii="Times-Roman" w:eastAsiaTheme="minorHAnsi" w:hAnsi="Times-Roman" w:cs="Times-Roman"/>
+          <w:color w:val="EE0000"/>
+          <w14:ligatures w14:val="standardContextual"/>
+        </w:rPr>
+        <w:t xml:space="preserve"> with 500,000 nodes, 8 honeypot types, 18 techniques, 4 months, and 4 personas, the clause database has on the order of 500,000 × 8 × 18 × 4 × 4 = 1.15 billion potential clause interactions. RC2 processes these through core-guided search, which is why it takes 30 seconds rather than milliseconds.</w:t>
+      </w:r>
+    </w:p>
+    <w:p>
+      <w:pPr>
+        <w:autoSpaceDE w:val="0"/>
+        <w:autoSpaceDN w:val="0"/>
+        <w:adjustRightInd w:val="0"/>
+        <w:spacing w:after="240"/>
+        <w:rPr>
+          <w:rFonts w:ascii="Times-Roman" w:eastAsiaTheme="minorHAnsi" w:hAnsi="Times-Roman" w:cs="Times-Roman"/>
+          <w:color w:val="EE0000"/>
+          <w14:ligatures w14:val="standardContextual"/>
+        </w:rPr>
+      </w:pPr>
+      <w:r>
+        <w:rPr>
+          <w:rFonts w:ascii="Times-Roman" w:eastAsiaTheme="minorHAnsi" w:hAnsi="Times-Roman" w:cs="Times-Roman"/>
+          <w:color w:val="EE0000"/>
+          <w14:ligatures w14:val="standardContextual"/>
+        </w:rPr>
+        <w:t>Think of it this way: planning which departments of a hospital to station triage nurses in is a small decision (eight departments, five shifts). But calculating the actual patient-coverage impact of each assignment across 50,000 daily patient interactions is where the computation lives. The variable count and the problem difficulty are different things.</w:t>
+      </w:r>
+    </w:p>
+    <w:p>
+      <w:pPr>
+        <w:spacing w:after="100"/>
+      </w:pPr>
+    </w:p>
     <w:tbl>
       <w:tblPr>
         <w:tblW w:w="9360" w:type="dxa"/>
@@ -23329,6 +23559,7 @@
                 <w:sz w:val="18"/>
                 <w:szCs w:val="18"/>
               </w:rPr>
+              <w:lastRenderedPageBreak/>
               <w:t xml:space="preserve">                    </w:t>
             </w:r>
             <w:proofErr w:type="spellStart"/>
@@ -23488,7 +23719,6 @@
                 <w:sz w:val="18"/>
                 <w:szCs w:val="18"/>
               </w:rPr>
-              <w:lastRenderedPageBreak/>
               <w:t xml:space="preserve">                    Practical hardness scales with clause database, not variable count.</w:t>
             </w:r>
           </w:p>
@@ -25416,7 +25646,7 @@
   <w:style w:type="paragraph" w:default="1" w:styleId="Normal">
     <w:name w:val="Normal"/>
     <w:qFormat/>
-    <w:rsid w:val="00A200D7"/>
+    <w:rsid w:val="00836EC1"/>
     <w:pPr>
       <w:spacing w:after="0" w:line="240" w:lineRule="auto"/>
     </w:pPr>
